--- a/CalendarioAgo26/Politicas/PoliticasAgo26_401.docx
+++ b/CalendarioAgo26/Politicas/PoliticasAgo26_401.docx
@@ -162,7 +162,7 @@
                                     <pic:cNvPicPr/>
                                   </pic:nvPicPr>
                                   <pic:blipFill>
-                                    <a:blip r:embed="rId7">
+                                    <a:blip r:embed="rId8">
                                       <a:extLst>
                                         <a:ext uri="{28A0092B-C50C-407E-A947-70E740481C1C}">
                                           <a14:useLocalDpi xmlns:a14="http://schemas.microsoft.com/office/drawing/2010/main" val="0"/>
@@ -335,7 +335,6 @@
         </w:rPr>
         <w:t xml:space="preserve"> – </w:t>
       </w:r>
-      <w:proofErr w:type="gramStart"/>
       <w:r>
         <w:rPr>
           <w:rFonts w:ascii="Arial" w:hAnsi="Arial"/>
@@ -352,7 +351,6 @@
         </w:rPr>
         <w:t>ctubre</w:t>
       </w:r>
-      <w:proofErr w:type="gramEnd"/>
       <w:r>
         <w:rPr>
           <w:rFonts w:ascii="Arial" w:hAnsi="Arial"/>
@@ -723,23 +721,13 @@
         </w:rPr>
         <w:t xml:space="preserve">  </w:t>
       </w:r>
-      <w:proofErr w:type="gramStart"/>
       <w:r>
         <w:rPr>
           <w:rFonts w:ascii="Arial" w:hAnsi="Arial"/>
           <w:sz w:val="22"/>
           <w:u w:val="single"/>
         </w:rPr>
-        <w:t>Lunes</w:t>
-      </w:r>
-      <w:proofErr w:type="gramEnd"/>
-      <w:r>
-        <w:rPr>
-          <w:rFonts w:ascii="Arial" w:hAnsi="Arial"/>
-          <w:sz w:val="22"/>
-          <w:u w:val="single"/>
-        </w:rPr>
-        <w:t xml:space="preserve"> </w:t>
+        <w:t xml:space="preserve">Lunes </w:t>
       </w:r>
       <w:r>
         <w:rPr>
@@ -825,7 +813,6 @@
         <w:t xml:space="preserve"> </w:t>
       </w:r>
       <w:bookmarkStart w:id="1" w:name="_Hlk63423485"/>
-      <w:proofErr w:type="gramStart"/>
       <w:r>
         <w:rPr>
           <w:rFonts w:ascii="Arial" w:hAnsi="Arial"/>
@@ -842,7 +829,6 @@
         </w:rPr>
         <w:t>artes</w:t>
       </w:r>
-      <w:proofErr w:type="gramEnd"/>
       <w:r>
         <w:rPr>
           <w:rFonts w:ascii="Arial" w:hAnsi="Arial"/>
@@ -1104,23 +1090,21 @@
         </w:rPr>
         <w:t xml:space="preserve"> </w:t>
       </w:r>
-      <w:proofErr w:type="gramStart"/>
       <w:r>
         <w:rPr>
           <w:b/>
           <w:sz w:val="22"/>
           <w:u w:val="single"/>
         </w:rPr>
-        <w:t>Lunes</w:t>
-      </w:r>
-      <w:proofErr w:type="gramEnd"/>
+        <w:t>Lunes 1</w:t>
+      </w:r>
       <w:r>
         <w:rPr>
           <w:b/>
           <w:sz w:val="22"/>
           <w:u w:val="single"/>
         </w:rPr>
-        <w:t xml:space="preserve"> 1</w:t>
+        <w:t>2</w:t>
       </w:r>
       <w:r>
         <w:rPr>
@@ -1128,7 +1112,7 @@
           <w:sz w:val="22"/>
           <w:u w:val="single"/>
         </w:rPr>
-        <w:t>2</w:t>
+        <w:t xml:space="preserve"> y </w:t>
       </w:r>
       <w:r>
         <w:rPr>
@@ -1136,7 +1120,7 @@
           <w:sz w:val="22"/>
           <w:u w:val="single"/>
         </w:rPr>
-        <w:t xml:space="preserve"> y </w:t>
+        <w:t>lunes</w:t>
       </w:r>
       <w:r>
         <w:rPr>
@@ -1144,7 +1128,7 @@
           <w:sz w:val="22"/>
           <w:u w:val="single"/>
         </w:rPr>
-        <w:t>lunes</w:t>
+        <w:t xml:space="preserve"> </w:t>
       </w:r>
       <w:r>
         <w:rPr>
@@ -1152,7 +1136,7 @@
           <w:sz w:val="22"/>
           <w:u w:val="single"/>
         </w:rPr>
-        <w:t xml:space="preserve"> </w:t>
+        <w:t>19</w:t>
       </w:r>
       <w:r>
         <w:rPr>
@@ -1160,7 +1144,7 @@
           <w:sz w:val="22"/>
           <w:u w:val="single"/>
         </w:rPr>
-        <w:t>19</w:t>
+        <w:t xml:space="preserve"> de </w:t>
       </w:r>
       <w:r>
         <w:rPr>
@@ -1168,18 +1152,16 @@
           <w:sz w:val="22"/>
           <w:u w:val="single"/>
         </w:rPr>
-        <w:t xml:space="preserve"> de </w:t>
-      </w:r>
-      <w:proofErr w:type="gramStart"/>
+        <w:t>o</w:t>
+      </w:r>
       <w:r>
         <w:rPr>
           <w:b/>
           <w:sz w:val="22"/>
           <w:u w:val="single"/>
         </w:rPr>
-        <w:t>Octubre</w:t>
-      </w:r>
-      <w:proofErr w:type="gramEnd"/>
+        <w:t>ctubre</w:t>
+      </w:r>
     </w:p>
     <w:p>
       <w:pPr>
@@ -2168,7 +2150,6 @@
         </w:rPr>
         <w:t xml:space="preserve">nstalar </w:t>
       </w:r>
-      <w:proofErr w:type="spellStart"/>
       <w:r>
         <w:rPr>
           <w:b/>
@@ -2179,7 +2160,6 @@
         </w:rPr>
         <w:t>Respondus</w:t>
       </w:r>
-      <w:proofErr w:type="spellEnd"/>
       <w:r>
         <w:rPr>
           <w:color w:val="3B3838"/>
@@ -2188,7 +2168,6 @@
         </w:rPr>
         <w:t xml:space="preserve"> </w:t>
       </w:r>
-      <w:proofErr w:type="spellStart"/>
       <w:r>
         <w:rPr>
           <w:b/>
@@ -2197,18 +2176,7 @@
           <w:sz w:val="22"/>
           <w:szCs w:val="22"/>
         </w:rPr>
-        <w:t>LockDown</w:t>
-      </w:r>
-      <w:proofErr w:type="spellEnd"/>
-      <w:r>
-        <w:rPr>
-          <w:b/>
-          <w:bCs/>
-          <w:color w:val="3B3838"/>
-          <w:sz w:val="22"/>
-          <w:szCs w:val="22"/>
-        </w:rPr>
-        <w:t xml:space="preserve"> Browser</w:t>
+        <w:t>LockDown Browser</w:t>
       </w:r>
       <w:r>
         <w:rPr>
@@ -2338,14 +2306,12 @@
         </w:rPr>
         <w:t xml:space="preserve">”. La sanción será </w:t>
       </w:r>
-      <w:proofErr w:type="gramStart"/>
-      <w:r>
-        <w:rPr>
-          <w:sz w:val="22"/>
-        </w:rPr>
-        <w:t>de acuerdo a</w:t>
-      </w:r>
-      <w:proofErr w:type="gramEnd"/>
+      <w:r>
+        <w:rPr>
+          <w:sz w:val="22"/>
+        </w:rPr>
+        <w:t>de acuerdo con</w:t>
+      </w:r>
       <w:r>
         <w:rPr>
           <w:sz w:val="22"/>
@@ -3236,25 +3202,7 @@
           <w:sz w:val="22"/>
           <w:szCs w:val="22"/>
         </w:rPr>
-        <w:t xml:space="preserve">Este reglamento aplica para todos los alumnos a partir de su promulgación. Los casos de alumnos que, </w:t>
-      </w:r>
-      <w:proofErr w:type="gramStart"/>
-      <w:r>
-        <w:rPr>
-          <w:rFonts w:ascii="Arial" w:hAnsi="Arial" w:cs="Arial"/>
-          <w:sz w:val="22"/>
-          <w:szCs w:val="22"/>
-        </w:rPr>
-        <w:t>de acuerdo a</w:t>
-      </w:r>
-      <w:proofErr w:type="gramEnd"/>
-      <w:r>
-        <w:rPr>
-          <w:rFonts w:ascii="Arial" w:hAnsi="Arial" w:cs="Arial"/>
-          <w:sz w:val="22"/>
-          <w:szCs w:val="22"/>
-        </w:rPr>
-        <w:t xml:space="preserve"> la versión previa de este reglamento, tengan registrada una calificación de DA, mantendrán el registro de esta calificación en su expediente. La calificación DA se sigue considerando como reprobatoria en los mismos términos anteriores tanto para el cálculo de estatus académico, de promedio y para el otorgamiento de distinciones académicas.</w:t>
+        <w:t>Este reglamento aplica para todos los alumnos a partir de su promulgación. Los casos de alumnos que, de acuerdo a la versión previa de este reglamento, tengan registrada una calificación de DA, mantendrán el registro de esta calificación en su expediente. La calificación DA se sigue considerando como reprobatoria en los mismos términos anteriores tanto para el cálculo de estatus académico, de promedio y para el otorgamiento de distinciones académicas.</w:t>
       </w:r>
     </w:p>
     <w:p>
@@ -3267,8 +3215,8 @@
       </w:pPr>
     </w:p>
     <w:sectPr>
-      <w:headerReference w:type="even" r:id="rId8"/>
-      <w:headerReference w:type="default" r:id="rId9"/>
+      <w:headerReference w:type="even" r:id="rId9"/>
+      <w:headerReference w:type="default" r:id="rId10"/>
       <w:pgSz w:w="12242" w:h="15842" w:code="1"/>
       <w:pgMar w:top="142" w:right="1134" w:bottom="426" w:left="1418" w:header="720" w:footer="720" w:gutter="0"/>
       <w:cols w:space="720"/>

--- a/CalendarioAgo26/Politicas/PoliticasAgo26_401.docx
+++ b/CalendarioAgo26/Politicas/PoliticasAgo26_401.docx
@@ -1,6 +1,6 @@
 
 <file path=word/document.xml><?xml version="1.0" encoding="utf-8"?>
-<w:document xmlns:wpc="http://schemas.microsoft.com/office/word/2010/wordprocessingCanvas" xmlns:cx="http://schemas.microsoft.com/office/drawing/2014/chartex" xmlns:cx1="http://schemas.microsoft.com/office/drawing/2015/9/8/chartex" xmlns:cx2="http://schemas.microsoft.com/office/drawing/2015/10/21/chartex" xmlns:cx3="http://schemas.microsoft.com/office/drawing/2016/5/9/chartex" xmlns:cx4="http://schemas.microsoft.com/office/drawing/2016/5/10/chartex" xmlns:cx5="http://schemas.microsoft.com/office/drawing/2016/5/11/chartex" xmlns:cx6="http://schemas.microsoft.com/office/drawing/2016/5/12/chartex" xmlns:cx7="http://schemas.microsoft.com/office/drawing/2016/5/13/chartex" xmlns:cx8="http://schemas.microsoft.com/office/drawing/2016/5/14/chartex" xmlns:mc="http://schemas.openxmlformats.org/markup-compatibility/2006" xmlns:aink="http://schemas.microsoft.com/office/drawing/2016/ink" xmlns:am3d="http://schemas.microsoft.com/office/drawing/2017/model3d" xmlns:o="urn:schemas-microsoft-com:office:office" xmlns:oel="http://schemas.microsoft.com/office/2019/extlst" xmlns:r="http://schemas.openxmlformats.org/officeDocument/2006/relationships" xmlns:m="http://schemas.openxmlformats.org/officeDocument/2006/math" xmlns:v="urn:schemas-microsoft-com:vml" xmlns:wp14="http://schemas.microsoft.com/office/word/2010/wordprocessingDrawing" xmlns:wp="http://schemas.openxmlformats.org/drawingml/2006/wordprocessingDrawing" xmlns:w10="urn:schemas-microsoft-com:office:word" xmlns:w="http://schemas.openxmlformats.org/wordprocessingml/2006/main" xmlns:w14="http://schemas.microsoft.com/office/word/2010/wordml" xmlns:w15="http://schemas.microsoft.com/office/word/2012/wordml" xmlns:w16cex="http://schemas.microsoft.com/office/word/2018/wordml/cex" xmlns:w16cid="http://schemas.microsoft.com/office/word/2016/wordml/cid" xmlns:w16="http://schemas.microsoft.com/office/word/2018/wordml" xmlns:w16du="http://schemas.microsoft.com/office/word/2023/wordml/word16du" xmlns:w16sdtdh="http://schemas.microsoft.com/office/word/2020/wordml/sdtdatahash" xmlns:w16sdtfl="http://schemas.microsoft.com/office/word/2024/wordml/sdtformatlock" xmlns:w16se="http://schemas.microsoft.com/office/word/2015/wordml/symex" xmlns:wpg="http://schemas.microsoft.com/office/word/2010/wordprocessingGroup" xmlns:wpi="http://schemas.microsoft.com/office/word/2010/wordprocessingInk" xmlns:wne="http://schemas.microsoft.com/office/word/2006/wordml" xmlns:wps="http://schemas.microsoft.com/office/word/2010/wordprocessingShape" mc:Ignorable="w14 w15 w16se w16cid w16 w16cex w16sdtdh w16sdtfl w16du wp14">
+<w:document xmlns:wpc="http://schemas.microsoft.com/office/word/2010/wordprocessingCanvas" xmlns:cx="http://schemas.microsoft.com/office/drawing/2014/chartex" xmlns:cx1="http://schemas.microsoft.com/office/drawing/2015/9/8/chartex" xmlns:cx2="http://schemas.microsoft.com/office/drawing/2015/10/21/chartex" xmlns:cx3="http://schemas.microsoft.com/office/drawing/2016/5/9/chartex" xmlns:cx4="http://schemas.microsoft.com/office/drawing/2016/5/10/chartex" xmlns:cx5="http://schemas.microsoft.com/office/drawing/2016/5/11/chartex" xmlns:cx6="http://schemas.microsoft.com/office/drawing/2016/5/12/chartex" xmlns:cx7="http://schemas.microsoft.com/office/drawing/2016/5/13/chartex" xmlns:cx8="http://schemas.microsoft.com/office/drawing/2016/5/14/chartex" xmlns:mc="http://schemas.openxmlformats.org/markup-compatibility/2006" xmlns:aink="http://schemas.microsoft.com/office/drawing/2016/ink" xmlns:am3d="http://schemas.microsoft.com/office/drawing/2017/model3d" xmlns:o="urn:schemas-microsoft-com:office:office" xmlns:oel="http://schemas.microsoft.com/office/2019/extlst" xmlns:r="http://schemas.openxmlformats.org/officeDocument/2006/relationships" xmlns:m="http://schemas.openxmlformats.org/officeDocument/2006/math" xmlns:v="urn:schemas-microsoft-com:vml" xmlns:wp14="http://schemas.microsoft.com/office/word/2010/wordprocessingDrawing" xmlns:wp="http://schemas.openxmlformats.org/drawingml/2006/wordprocessingDrawing" xmlns:w10="urn:schemas-microsoft-com:office:word" xmlns:w="http://schemas.openxmlformats.org/wordprocessingml/2006/main" xmlns:w14="http://schemas.microsoft.com/office/word/2010/wordml" xmlns:w15="http://schemas.microsoft.com/office/word/2012/wordml" xmlns:w16cei="http://schemas.microsoft.com/office/word/2026/wordml/cei" xmlns:w16cex="http://schemas.microsoft.com/office/word/2018/wordml/cex" xmlns:w16cid="http://schemas.microsoft.com/office/word/2016/wordml/cid" xmlns:w16="http://schemas.microsoft.com/office/word/2018/wordml" xmlns:w16du="http://schemas.microsoft.com/office/word/2023/wordml/word16du" xmlns:w16sdtdh="http://schemas.microsoft.com/office/word/2020/wordml/sdtdatahash" xmlns:w16sdtfl="http://schemas.microsoft.com/office/word/2024/wordml/sdtformatlock" xmlns:w16se="http://schemas.microsoft.com/office/word/2015/wordml/symex" xmlns:wpg="http://schemas.microsoft.com/office/word/2010/wordprocessingGroup" xmlns:wpi="http://schemas.microsoft.com/office/word/2010/wordprocessingInk" xmlns:wne="http://schemas.microsoft.com/office/word/2006/wordml" xmlns:wps="http://schemas.microsoft.com/office/word/2010/wordprocessingShape" mc:Ignorable="w14 w15 w16se w16cid w16 w16cex w16sdtdh w16sdtfl w16du wp14">
   <w:body>
     <w:p>
       <w:pPr>
@@ -26,7 +26,7 @@
         <mc:AlternateContent>
           <mc:Choice Requires="wps">
             <w:drawing>
-              <wp:anchor distT="45720" distB="45720" distL="114300" distR="114300" simplePos="0" relativeHeight="251659264" behindDoc="0" locked="0" layoutInCell="1" allowOverlap="1" wp14:anchorId="63786C51" wp14:editId="33F91AB7">
+              <wp:anchor distT="45720" distB="45720" distL="114300" distR="114300" simplePos="0" relativeHeight="251658240" behindDoc="0" locked="0" layoutInCell="1" allowOverlap="1" wp14:anchorId="63786C51" wp14:editId="33F91AB7">
                 <wp:simplePos x="0" y="0"/>
                 <wp:positionH relativeFrom="column">
                   <wp:posOffset>-802912</wp:posOffset>
@@ -138,7 +138,7 @@
                 <v:stroke joinstyle="miter"/>
                 <v:path gradientshapeok="t" o:connecttype="rect"/>
               </v:shapetype>
-              <v:shape id="Cuadro de texto 2" o:spid="_x0000_s1026" type="#_x0000_t202" style="position:absolute;left:0;text-align:left;margin-left:-63.2pt;margin-top:0;width:170.3pt;height:75.4pt;z-index:251659264;visibility:visible;mso-wrap-style:square;mso-width-percent:0;mso-height-percent:0;mso-wrap-distance-left:9pt;mso-wrap-distance-top:3.6pt;mso-wrap-distance-right:9pt;mso-wrap-distance-bottom:3.6pt;mso-position-horizontal:absolute;mso-position-horizontal-relative:text;mso-position-vertical:absolute;mso-position-vertical-relative:text;mso-width-percent:0;mso-height-percent:0;mso-width-relative:margin;mso-height-relative:margin;v-text-anchor:top" o:gfxdata="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" stroked="f">
+              <v:shape id="Cuadro de texto 2" o:spid="_x0000_s1026" type="#_x0000_t202" style="position:absolute;left:0;text-align:left;margin-left:-63.2pt;margin-top:0;width:170.3pt;height:75.4pt;z-index:251658240;visibility:visible;mso-wrap-style:square;mso-width-percent:0;mso-height-percent:0;mso-wrap-distance-left:9pt;mso-wrap-distance-top:3.6pt;mso-wrap-distance-right:9pt;mso-wrap-distance-bottom:3.6pt;mso-position-horizontal:absolute;mso-position-horizontal-relative:text;mso-position-vertical:absolute;mso-position-vertical-relative:text;mso-width-percent:0;mso-height-percent:0;mso-width-relative:margin;mso-height-relative:margin;v-text-anchor:top" o:gfxdata="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" stroked="f">
                 <v:textbox inset="0,,0">
                   <w:txbxContent>
                     <w:p>
@@ -162,7 +162,7 @@
                                     <pic:cNvPicPr/>
                                   </pic:nvPicPr>
                                   <pic:blipFill>
-                                    <a:blip r:embed="rId8">
+                                    <a:blip r:embed="rId7">
                                       <a:extLst>
                                         <a:ext uri="{28A0092B-C50C-407E-A947-70E740481C1C}">
                                           <a14:useLocalDpi xmlns:a14="http://schemas.microsoft.com/office/drawing/2010/main" val="0"/>
@@ -335,6 +335,7 @@
         </w:rPr>
         <w:t xml:space="preserve"> – </w:t>
       </w:r>
+      <w:proofErr w:type="gramStart"/>
       <w:r>
         <w:rPr>
           <w:rFonts w:ascii="Arial" w:hAnsi="Arial"/>
@@ -351,6 +352,7 @@
         </w:rPr>
         <w:t>ctubre</w:t>
       </w:r>
+      <w:proofErr w:type="gramEnd"/>
       <w:r>
         <w:rPr>
           <w:rFonts w:ascii="Arial" w:hAnsi="Arial"/>
@@ -413,16 +415,15 @@
           <w:b/>
           <w:sz w:val="22"/>
         </w:rPr>
-        <w:t xml:space="preserve">Materia:  </w:t>
-      </w:r>
-      <w:r>
-        <w:rPr>
-          <w:rFonts w:ascii="Arial" w:hAnsi="Arial"/>
-          <w:b/>
+        <w:t xml:space="preserve">Materia: </w:t>
+      </w:r>
+      <w:r>
+        <w:rPr>
+          <w:rFonts w:ascii="Arial" w:hAnsi="Arial"/>
           <w:sz w:val="22"/>
           <w:u w:val="single"/>
         </w:rPr>
-        <w:t xml:space="preserve">   </w:t>
+        <w:t>Inte</w:t>
       </w:r>
       <w:r>
         <w:rPr>
@@ -430,7 +431,36 @@
           <w:sz w:val="22"/>
           <w:u w:val="single"/>
         </w:rPr>
-        <w:t>Inte</w:t>
+        <w:t>gración de seguridad informática en redes y sistemas de software</w:t>
+      </w:r>
+      <w:r>
+        <w:rPr>
+          <w:rFonts w:ascii="Arial" w:hAnsi="Arial"/>
+          <w:sz w:val="22"/>
+        </w:rPr>
+        <w:t xml:space="preserve"> </w:t>
+      </w:r>
+      <w:r>
+        <w:rPr>
+          <w:rFonts w:ascii="Arial" w:hAnsi="Arial"/>
+          <w:sz w:val="22"/>
+        </w:rPr>
+        <w:t xml:space="preserve">  </w:t>
+      </w:r>
+      <w:r>
+        <w:rPr>
+          <w:rFonts w:ascii="Arial" w:hAnsi="Arial"/>
+          <w:sz w:val="22"/>
+        </w:rPr>
+        <w:t xml:space="preserve"> </w:t>
+      </w:r>
+      <w:r>
+        <w:rPr>
+          <w:rFonts w:ascii="Arial" w:hAnsi="Arial"/>
+          <w:b/>
+          <w:sz w:val="22"/>
+        </w:rPr>
+        <w:t xml:space="preserve">Clave: </w:t>
       </w:r>
       <w:r>
         <w:rPr>
@@ -438,7 +468,7 @@
           <w:sz w:val="22"/>
           <w:u w:val="single"/>
         </w:rPr>
-        <w:t>gración de seguridad informática en redes y sistemas de software</w:t>
+        <w:t>TC 2007B</w:t>
       </w:r>
       <w:r>
         <w:rPr>
@@ -446,7 +476,7 @@
           <w:sz w:val="22"/>
           <w:u w:val="single"/>
         </w:rPr>
-        <w:t xml:space="preserve">  </w:t>
+        <w:t xml:space="preserve"> </w:t>
       </w:r>
       <w:r>
         <w:rPr>
@@ -454,161 +484,7 @@
           <w:sz w:val="22"/>
           <w:u w:val="single"/>
         </w:rPr>
-        <w:t xml:space="preserve"> </w:t>
-      </w:r>
-      <w:r>
-        <w:rPr>
-          <w:rFonts w:ascii="Arial" w:hAnsi="Arial"/>
-          <w:sz w:val="22"/>
-        </w:rPr>
-        <w:t xml:space="preserve">     </w:t>
-      </w:r>
-      <w:r>
-        <w:rPr>
-          <w:rFonts w:ascii="Arial" w:hAnsi="Arial"/>
-          <w:sz w:val="22"/>
-        </w:rPr>
-        <w:t xml:space="preserve">                        </w:t>
-      </w:r>
-      <w:r>
-        <w:rPr>
-          <w:rFonts w:ascii="Arial" w:hAnsi="Arial"/>
-          <w:sz w:val="22"/>
-        </w:rPr>
-        <w:t xml:space="preserve"> </w:t>
-      </w:r>
-      <w:r>
-        <w:rPr>
-          <w:rFonts w:ascii="Arial" w:hAnsi="Arial"/>
-          <w:sz w:val="22"/>
-        </w:rPr>
-        <w:t xml:space="preserve">  </w:t>
-      </w:r>
-      <w:r>
-        <w:rPr>
-          <w:rFonts w:ascii="Arial" w:hAnsi="Arial"/>
-          <w:b/>
-          <w:sz w:val="22"/>
-        </w:rPr>
-        <w:t xml:space="preserve">Clave: </w:t>
-      </w:r>
-      <w:r>
-        <w:rPr>
-          <w:rFonts w:ascii="Arial" w:hAnsi="Arial"/>
-          <w:b/>
-          <w:sz w:val="22"/>
-          <w:u w:val="single"/>
-        </w:rPr>
-        <w:t xml:space="preserve">  </w:t>
-      </w:r>
-      <w:r>
-        <w:rPr>
-          <w:rFonts w:ascii="Arial" w:hAnsi="Arial"/>
-          <w:b/>
-          <w:sz w:val="22"/>
-          <w:u w:val="single"/>
-        </w:rPr>
-        <w:t xml:space="preserve"> </w:t>
-      </w:r>
-      <w:r>
-        <w:rPr>
-          <w:rFonts w:ascii="Arial" w:hAnsi="Arial"/>
-          <w:sz w:val="22"/>
-          <w:u w:val="single"/>
-        </w:rPr>
-        <w:t>TC 20</w:t>
-      </w:r>
-      <w:r>
-        <w:rPr>
-          <w:rFonts w:ascii="Arial" w:hAnsi="Arial"/>
-          <w:sz w:val="22"/>
-          <w:u w:val="single"/>
-        </w:rPr>
-        <w:t>07B</w:t>
-      </w:r>
-      <w:r>
-        <w:rPr>
-          <w:rFonts w:ascii="Arial" w:hAnsi="Arial"/>
-          <w:sz w:val="22"/>
-          <w:u w:val="single"/>
-        </w:rPr>
-        <w:t xml:space="preserve"> </w:t>
-      </w:r>
-      <w:r>
-        <w:rPr>
-          <w:rFonts w:ascii="Arial" w:hAnsi="Arial"/>
-          <w:sz w:val="22"/>
-          <w:u w:val="single"/>
-        </w:rPr>
-        <w:t xml:space="preserve">- </w:t>
-      </w:r>
-      <w:r>
-        <w:rPr>
-          <w:rFonts w:ascii="Arial" w:hAnsi="Arial"/>
-          <w:sz w:val="22"/>
-          <w:u w:val="single"/>
-        </w:rPr>
         <w:t>401</w:t>
-      </w:r>
-      <w:r>
-        <w:rPr>
-          <w:rFonts w:ascii="Arial" w:hAnsi="Arial"/>
-          <w:sz w:val="22"/>
-          <w:u w:val="single"/>
-        </w:rPr>
-        <w:t xml:space="preserve"> </w:t>
-      </w:r>
-      <w:r>
-        <w:rPr>
-          <w:rFonts w:ascii="Arial" w:hAnsi="Arial"/>
-          <w:sz w:val="22"/>
-          <w:u w:val="single"/>
-        </w:rPr>
-        <w:t xml:space="preserve"> </w:t>
-      </w:r>
-      <w:r>
-        <w:rPr>
-          <w:rFonts w:ascii="Arial" w:hAnsi="Arial"/>
-          <w:sz w:val="22"/>
-        </w:rPr>
-        <w:t xml:space="preserve"> </w:t>
-      </w:r>
-      <w:r>
-        <w:rPr>
-          <w:rFonts w:ascii="Arial" w:hAnsi="Arial"/>
-          <w:sz w:val="22"/>
-        </w:rPr>
-        <w:t xml:space="preserve"> </w:t>
-      </w:r>
-      <w:r>
-        <w:rPr>
-          <w:rFonts w:ascii="Arial" w:hAnsi="Arial"/>
-          <w:b/>
-          <w:sz w:val="22"/>
-        </w:rPr>
-        <w:t xml:space="preserve">Profesora:  </w:t>
-      </w:r>
-      <w:r>
-        <w:rPr>
-          <w:rFonts w:ascii="Arial" w:hAnsi="Arial"/>
-          <w:sz w:val="22"/>
-          <w:u w:val="single"/>
-        </w:rPr>
-        <w:t xml:space="preserve">  Lizethe Pérez Fuertes     </w:t>
-      </w:r>
-      <w:r>
-        <w:rPr>
-          <w:rFonts w:ascii="Arial" w:hAnsi="Arial"/>
-          <w:sz w:val="22"/>
-        </w:rPr>
-        <w:t xml:space="preserve">       </w:t>
-      </w:r>
-      <w:r>
-        <w:rPr>
-          <w:rFonts w:ascii="Arial" w:hAnsi="Arial"/>
-          <w:sz w:val="22"/>
-        </w:rPr>
-        <w:t xml:space="preserve"> </w:t>
       </w:r>
       <w:r>
         <w:rPr>
@@ -638,6 +514,64 @@
           <w:b/>
           <w:sz w:val="22"/>
         </w:rPr>
+        <w:t xml:space="preserve">Profesora:  </w:t>
+      </w:r>
+      <w:r>
+        <w:rPr>
+          <w:rFonts w:ascii="Arial" w:hAnsi="Arial"/>
+          <w:sz w:val="22"/>
+          <w:u w:val="single"/>
+        </w:rPr>
+        <w:t>Lizethe Pérez Fuertes</w:t>
+      </w:r>
+      <w:r>
+        <w:rPr>
+          <w:rFonts w:ascii="Arial" w:hAnsi="Arial"/>
+          <w:sz w:val="22"/>
+        </w:rPr>
+        <w:t xml:space="preserve">    </w:t>
+      </w:r>
+      <w:r>
+        <w:rPr>
+          <w:rFonts w:ascii="Arial" w:hAnsi="Arial"/>
+          <w:sz w:val="22"/>
+        </w:rPr>
+        <w:t xml:space="preserve">    </w:t>
+      </w:r>
+      <w:r>
+        <w:rPr>
+          <w:rFonts w:ascii="Arial" w:hAnsi="Arial"/>
+          <w:sz w:val="22"/>
+        </w:rPr>
+        <w:t xml:space="preserve"> </w:t>
+      </w:r>
+      <w:r>
+        <w:rPr>
+          <w:rFonts w:ascii="Arial" w:hAnsi="Arial"/>
+          <w:sz w:val="22"/>
+        </w:rPr>
+        <w:t xml:space="preserve"> </w:t>
+      </w:r>
+      <w:r>
+        <w:rPr>
+          <w:rFonts w:ascii="Arial" w:hAnsi="Arial"/>
+          <w:sz w:val="22"/>
+        </w:rPr>
+        <w:t xml:space="preserve"> </w:t>
+      </w:r>
+      <w:r>
+        <w:rPr>
+          <w:rFonts w:ascii="Arial" w:hAnsi="Arial"/>
+          <w:sz w:val="22"/>
+        </w:rPr>
+        <w:t xml:space="preserve">   </w:t>
+      </w:r>
+      <w:r>
+        <w:rPr>
+          <w:rFonts w:ascii="Arial" w:hAnsi="Arial"/>
+          <w:b/>
+          <w:sz w:val="22"/>
+        </w:rPr>
         <w:t xml:space="preserve">Correo Electrónico: </w:t>
       </w:r>
       <w:r>
@@ -647,6 +581,44 @@
           <w:sz w:val="22"/>
           <w:u w:val="single"/>
         </w:rPr>
+        <w:t xml:space="preserve"> </w:t>
+      </w:r>
+      <w:r>
+        <w:rPr>
+          <w:rFonts w:ascii="Arial" w:hAnsi="Arial"/>
+          <w:bCs/>
+          <w:sz w:val="22"/>
+          <w:szCs w:val="22"/>
+          <w:u w:val="single"/>
+        </w:rPr>
+        <w:t>lperezf@te</w:t>
+      </w:r>
+      <w:r>
+        <w:rPr>
+          <w:rFonts w:ascii="Arial" w:hAnsi="Arial"/>
+          <w:bCs/>
+          <w:sz w:val="22"/>
+          <w:szCs w:val="22"/>
+          <w:u w:val="single"/>
+        </w:rPr>
+        <w:t>c</w:t>
+      </w:r>
+      <w:r>
+        <w:rPr>
+          <w:rFonts w:ascii="Arial" w:hAnsi="Arial"/>
+          <w:bCs/>
+          <w:sz w:val="22"/>
+          <w:szCs w:val="22"/>
+          <w:u w:val="single"/>
+        </w:rPr>
+        <w:t>.mx</w:t>
+      </w:r>
+      <w:r>
+        <w:rPr>
+          <w:rFonts w:ascii="Arial" w:hAnsi="Arial"/>
+          <w:bCs/>
+          <w:sz w:val="22"/>
+        </w:rPr>
         <w:t xml:space="preserve">  </w:t>
       </w:r>
       <w:r>
@@ -654,120 +626,446 @@
           <w:rFonts w:ascii="Arial" w:hAnsi="Arial"/>
           <w:bCs/>
           <w:sz w:val="22"/>
+        </w:rPr>
+        <w:t xml:space="preserve"> </w:t>
+      </w:r>
+      <w:r>
+        <w:rPr>
+          <w:rFonts w:ascii="Arial" w:hAnsi="Arial"/>
+          <w:bCs/>
+          <w:sz w:val="22"/>
+        </w:rPr>
+        <w:t xml:space="preserve">           </w:t>
+      </w:r>
+      <w:r>
+        <w:rPr>
+          <w:rFonts w:ascii="Arial" w:hAnsi="Arial"/>
+          <w:b/>
+          <w:sz w:val="22"/>
+          <w:szCs w:val="22"/>
+        </w:rPr>
+        <w:t>Salón</w:t>
+      </w:r>
+      <w:r>
+        <w:rPr>
+          <w:rFonts w:ascii="Arial" w:hAnsi="Arial"/>
+          <w:b/>
+          <w:sz w:val="22"/>
+          <w:szCs w:val="22"/>
+        </w:rPr>
+        <w:t>:</w:t>
+      </w:r>
+      <w:r>
+        <w:rPr>
+          <w:rFonts w:ascii="Arial" w:hAnsi="Arial"/>
+          <w:b/>
+          <w:sz w:val="22"/>
+          <w:szCs w:val="22"/>
+        </w:rPr>
+        <w:t xml:space="preserve"> </w:t>
+      </w:r>
+      <w:r>
+        <w:rPr>
+          <w:rFonts w:ascii="Arial" w:hAnsi="Arial"/>
+          <w:b/>
+          <w:sz w:val="22"/>
+          <w:szCs w:val="22"/>
+        </w:rPr>
+        <w:t xml:space="preserve"> </w:t>
+      </w:r>
+      <w:r>
+        <w:rPr>
+          <w:rFonts w:ascii="Arial" w:hAnsi="Arial"/>
+          <w:bCs/>
+          <w:sz w:val="22"/>
+          <w:szCs w:val="22"/>
           <w:u w:val="single"/>
         </w:rPr>
-        <w:t>lp</w:t>
-      </w:r>
-      <w:r>
+        <w:t>2003</w:t>
+      </w:r>
+    </w:p>
+    <w:p>
+      <w:pPr>
+        <w:tabs>
+          <w:tab w:val="left" w:pos="5954"/>
+          <w:tab w:val="left" w:pos="6237"/>
+          <w:tab w:val="right" w:pos="9639"/>
+        </w:tabs>
+        <w:spacing w:line="360" w:lineRule="auto"/>
         <w:rPr>
           <w:rFonts w:ascii="Arial" w:hAnsi="Arial"/>
           <w:sz w:val="22"/>
           <w:u w:val="single"/>
         </w:rPr>
-        <w:t>erezf@te</w:t>
-      </w:r>
+      </w:pPr>
+      <w:r>
+        <w:rPr>
+          <w:rFonts w:ascii="Arial" w:hAnsi="Arial"/>
+          <w:b/>
+          <w:sz w:val="22"/>
+        </w:rPr>
+        <w:t xml:space="preserve">Horario de clase: </w:t>
+      </w:r>
+      <w:proofErr w:type="gramStart"/>
       <w:r>
         <w:rPr>
           <w:rFonts w:ascii="Arial" w:hAnsi="Arial"/>
           <w:sz w:val="22"/>
           <w:u w:val="single"/>
         </w:rPr>
-        <w:t>c</w:t>
-      </w:r>
+        <w:t>Lunes</w:t>
+      </w:r>
+      <w:proofErr w:type="gramEnd"/>
       <w:r>
         <w:rPr>
           <w:rFonts w:ascii="Arial" w:hAnsi="Arial"/>
           <w:sz w:val="22"/>
           <w:u w:val="single"/>
         </w:rPr>
-        <w:t xml:space="preserve">.mx </w:t>
-      </w:r>
-      <w:r>
-        <w:rPr>
-          <w:rFonts w:ascii="Arial" w:hAnsi="Arial"/>
-          <w:sz w:val="22"/>
+        <w:t xml:space="preserve"> de 9:00 a 11:00 a.m.</w:t>
+      </w:r>
+    </w:p>
+    <w:p>
+      <w:pPr>
+        <w:tabs>
+          <w:tab w:val="left" w:pos="2552"/>
+          <w:tab w:val="left" w:pos="5245"/>
+          <w:tab w:val="left" w:pos="5670"/>
+          <w:tab w:val="left" w:pos="6379"/>
+          <w:tab w:val="right" w:pos="9639"/>
+        </w:tabs>
+        <w:spacing w:before="60" w:line="360" w:lineRule="auto"/>
+        <w:jc w:val="both"/>
+        <w:rPr>
+          <w:rFonts w:ascii="Arial" w:hAnsi="Arial"/>
+          <w:snapToGrid w:val="0"/>
+          <w:sz w:val="22"/>
+          <w:szCs w:val="22"/>
+          <w:lang w:eastAsia="es-ES"/>
+        </w:rPr>
+      </w:pPr>
+      <w:bookmarkStart w:id="0" w:name="_Hlk30692508"/>
+      <w:bookmarkStart w:id="1" w:name="_Hlk63423390"/>
+      <w:r>
+        <w:rPr>
+          <w:rFonts w:ascii="Arial" w:hAnsi="Arial"/>
+          <w:b/>
+          <w:sz w:val="22"/>
+        </w:rPr>
+        <w:t>Asesoría</w:t>
+      </w:r>
+      <w:r>
+        <w:rPr>
+          <w:rFonts w:ascii="Arial" w:hAnsi="Arial"/>
+          <w:b/>
+          <w:sz w:val="22"/>
+        </w:rPr>
+        <w:t>s</w:t>
+      </w:r>
+      <w:r>
+        <w:rPr>
+          <w:rFonts w:ascii="Arial" w:hAnsi="Arial"/>
+          <w:b/>
+          <w:sz w:val="22"/>
+        </w:rPr>
+        <w:t>:</w:t>
+      </w:r>
+      <w:r>
+        <w:rPr>
+          <w:rFonts w:ascii="Arial" w:hAnsi="Arial"/>
+          <w:snapToGrid w:val="0"/>
+          <w:sz w:val="22"/>
+          <w:szCs w:val="22"/>
+          <w:lang w:eastAsia="es-ES"/>
+        </w:rPr>
+        <w:t xml:space="preserve"> </w:t>
+      </w:r>
+      <w:r>
+        <w:rPr>
+          <w:rFonts w:ascii="Arial" w:hAnsi="Arial"/>
+          <w:snapToGrid w:val="0"/>
+          <w:sz w:val="22"/>
+          <w:szCs w:val="22"/>
+          <w:lang w:eastAsia="es-ES"/>
+        </w:rPr>
+        <w:t xml:space="preserve"> </w:t>
+      </w:r>
+      <w:r>
+        <w:rPr>
+          <w:rFonts w:ascii="Arial" w:hAnsi="Arial"/>
+          <w:snapToGrid w:val="0"/>
+          <w:sz w:val="22"/>
+          <w:szCs w:val="22"/>
+          <w:lang w:eastAsia="es-ES"/>
+        </w:rPr>
+        <w:t>Primer periodo:</w:t>
+      </w:r>
+      <w:r>
+        <w:rPr>
+          <w:rFonts w:ascii="Arial" w:hAnsi="Arial"/>
+          <w:b/>
+          <w:bCs/>
+          <w:snapToGrid w:val="0"/>
+          <w:lang w:eastAsia="es-ES"/>
+        </w:rPr>
+        <w:t xml:space="preserve"> </w:t>
+      </w:r>
+      <w:proofErr w:type="gramStart"/>
+      <w:r>
+        <w:rPr>
+          <w:rFonts w:ascii="Arial" w:hAnsi="Arial"/>
+          <w:snapToGrid w:val="0"/>
+          <w:sz w:val="22"/>
+          <w:szCs w:val="22"/>
           <w:u w:val="single"/>
+          <w:lang w:eastAsia="es-ES"/>
+        </w:rPr>
+        <w:t>Lunes</w:t>
+      </w:r>
+      <w:proofErr w:type="gramEnd"/>
+      <w:r>
+        <w:rPr>
+          <w:rFonts w:ascii="Arial" w:hAnsi="Arial"/>
+          <w:snapToGrid w:val="0"/>
+          <w:sz w:val="22"/>
+          <w:szCs w:val="22"/>
+          <w:u w:val="single"/>
+          <w:lang w:eastAsia="es-ES"/>
+        </w:rPr>
+        <w:t xml:space="preserve"> a viernes (12:00 a 1:00 p.m.)</w:t>
+      </w:r>
+      <w:r>
+        <w:rPr>
+          <w:rFonts w:ascii="Arial" w:hAnsi="Arial"/>
+          <w:snapToGrid w:val="0"/>
+          <w:sz w:val="22"/>
+          <w:szCs w:val="22"/>
+          <w:lang w:eastAsia="es-ES"/>
         </w:rPr>
         <w:t xml:space="preserve"> </w:t>
       </w:r>
       <w:r>
         <w:rPr>
           <w:rFonts w:ascii="Arial" w:hAnsi="Arial"/>
-          <w:sz w:val="22"/>
+          <w:snapToGrid w:val="0"/>
+          <w:sz w:val="22"/>
+          <w:szCs w:val="22"/>
+          <w:lang w:eastAsia="es-ES"/>
+        </w:rPr>
+        <w:t xml:space="preserve">Segundo periodo: </w:t>
+      </w:r>
+      <w:proofErr w:type="gramStart"/>
+      <w:r>
+        <w:rPr>
+          <w:rFonts w:ascii="Arial" w:hAnsi="Arial"/>
+          <w:snapToGrid w:val="0"/>
+          <w:sz w:val="22"/>
+          <w:szCs w:val="22"/>
+          <w:u w:val="single"/>
+          <w:lang w:eastAsia="es-ES"/>
+        </w:rPr>
+        <w:t>Lunes</w:t>
+      </w:r>
+      <w:proofErr w:type="gramEnd"/>
+      <w:r>
+        <w:rPr>
+          <w:rFonts w:ascii="Arial" w:hAnsi="Arial"/>
+          <w:snapToGrid w:val="0"/>
+          <w:sz w:val="22"/>
+          <w:szCs w:val="22"/>
+          <w:u w:val="single"/>
+          <w:lang w:eastAsia="es-ES"/>
+        </w:rPr>
+        <w:t xml:space="preserve"> y viernes (12:00 a 1:00 p.m.) </w:t>
+      </w:r>
+      <w:r>
+        <w:rPr>
+          <w:rFonts w:ascii="Arial" w:hAnsi="Arial"/>
+          <w:snapToGrid w:val="0"/>
+          <w:u w:val="single"/>
+          <w:lang w:eastAsia="es-ES"/>
+        </w:rPr>
+        <w:t>|</w:t>
+      </w:r>
+      <w:r>
+        <w:rPr>
+          <w:rFonts w:ascii="Arial" w:hAnsi="Arial"/>
+          <w:snapToGrid w:val="0"/>
+          <w:sz w:val="22"/>
+          <w:szCs w:val="22"/>
+          <w:u w:val="single"/>
+          <w:lang w:eastAsia="es-ES"/>
         </w:rPr>
         <w:t xml:space="preserve"> </w:t>
       </w:r>
-      <w:r>
-        <w:rPr>
-          <w:rFonts w:ascii="Arial" w:hAnsi="Arial"/>
-          <w:sz w:val="22"/>
-        </w:rPr>
-        <w:t xml:space="preserve"> </w:t>
-      </w:r>
-      <w:r>
-        <w:rPr>
-          <w:rFonts w:ascii="Arial" w:hAnsi="Arial"/>
-          <w:b/>
-          <w:sz w:val="22"/>
-        </w:rPr>
-        <w:t xml:space="preserve">Horario de Clase:  </w:t>
-      </w:r>
-      <w:r>
-        <w:rPr>
-          <w:rFonts w:ascii="Arial" w:hAnsi="Arial"/>
-          <w:b/>
-          <w:sz w:val="22"/>
+      <w:proofErr w:type="gramStart"/>
+      <w:r>
+        <w:rPr>
+          <w:rFonts w:ascii="Arial" w:hAnsi="Arial"/>
+          <w:snapToGrid w:val="0"/>
+          <w:sz w:val="22"/>
+          <w:szCs w:val="22"/>
           <w:u w:val="single"/>
+          <w:lang w:eastAsia="es-ES"/>
+        </w:rPr>
+        <w:t>Martes</w:t>
+      </w:r>
+      <w:proofErr w:type="gramEnd"/>
+      <w:r>
+        <w:rPr>
+          <w:rFonts w:ascii="Arial" w:hAnsi="Arial"/>
+          <w:snapToGrid w:val="0"/>
+          <w:sz w:val="22"/>
+          <w:szCs w:val="22"/>
+          <w:u w:val="single"/>
+          <w:lang w:eastAsia="es-ES"/>
+        </w:rPr>
+        <w:t xml:space="preserve"> a </w:t>
+      </w:r>
+      <w:proofErr w:type="gramStart"/>
+      <w:r>
+        <w:rPr>
+          <w:rFonts w:ascii="Arial" w:hAnsi="Arial"/>
+          <w:snapToGrid w:val="0"/>
+          <w:sz w:val="22"/>
+          <w:szCs w:val="22"/>
+          <w:u w:val="single"/>
+          <w:lang w:eastAsia="es-ES"/>
+        </w:rPr>
+        <w:t>Jueves</w:t>
+      </w:r>
+      <w:proofErr w:type="gramEnd"/>
+      <w:r>
+        <w:rPr>
+          <w:rFonts w:ascii="Arial" w:hAnsi="Arial"/>
+          <w:snapToGrid w:val="0"/>
+          <w:sz w:val="22"/>
+          <w:szCs w:val="22"/>
+          <w:u w:val="single"/>
+          <w:lang w:eastAsia="es-ES"/>
+        </w:rPr>
+        <w:t xml:space="preserve"> (3:30 a 4:30 p.m.)</w:t>
+      </w:r>
+    </w:p>
+    <w:p>
+      <w:pPr>
+        <w:pStyle w:val="Prrafodelista"/>
+        <w:numPr>
+          <w:ilvl w:val="0"/>
+          <w:numId w:val="22"/>
+        </w:numPr>
+        <w:tabs>
+          <w:tab w:val="left" w:pos="2552"/>
+          <w:tab w:val="left" w:pos="5245"/>
+          <w:tab w:val="left" w:pos="5670"/>
+          <w:tab w:val="left" w:pos="6379"/>
+          <w:tab w:val="right" w:pos="9639"/>
+        </w:tabs>
+        <w:spacing w:line="360" w:lineRule="auto"/>
+        <w:ind w:left="284" w:hanging="284"/>
+        <w:jc w:val="both"/>
+        <w:rPr>
+          <w:rFonts w:ascii="Arial" w:hAnsi="Arial"/>
+          <w:snapToGrid w:val="0"/>
+          <w:u w:val="single"/>
+          <w:lang w:eastAsia="es-ES"/>
+        </w:rPr>
+      </w:pPr>
+      <w:r>
+        <w:rPr>
+          <w:rFonts w:ascii="Arial" w:hAnsi="Arial"/>
+          <w:b/>
+          <w:bCs/>
+          <w:snapToGrid w:val="0"/>
+          <w:lang w:eastAsia="es-ES"/>
+        </w:rPr>
+        <w:t>Lugar:</w:t>
+      </w:r>
+      <w:r>
+        <w:rPr>
+          <w:rFonts w:ascii="Arial" w:hAnsi="Arial"/>
+          <w:b/>
+          <w:bCs/>
+          <w:snapToGrid w:val="0"/>
+          <w:lang w:eastAsia="es-ES"/>
         </w:rPr>
         <w:t xml:space="preserve">  </w:t>
       </w:r>
       <w:r>
         <w:rPr>
           <w:rFonts w:ascii="Arial" w:hAnsi="Arial"/>
-          <w:sz w:val="22"/>
+          <w:snapToGrid w:val="0"/>
           <w:u w:val="single"/>
-        </w:rPr>
-        <w:t xml:space="preserve">Lunes </w:t>
-      </w:r>
-      <w:r>
-        <w:rPr>
-          <w:rFonts w:ascii="Arial" w:hAnsi="Arial"/>
-          <w:sz w:val="22"/>
+          <w:lang w:eastAsia="es-ES"/>
+        </w:rPr>
+        <w:t>Edificio 2, cuarto piso</w:t>
+      </w:r>
+      <w:r>
+        <w:rPr>
+          <w:rFonts w:ascii="Arial" w:hAnsi="Arial"/>
+          <w:snapToGrid w:val="0"/>
           <w:u w:val="single"/>
-        </w:rPr>
-        <w:t xml:space="preserve">de </w:t>
-      </w:r>
-      <w:r>
-        <w:rPr>
-          <w:rFonts w:ascii="Arial" w:hAnsi="Arial"/>
-          <w:sz w:val="22"/>
+          <w:lang w:eastAsia="es-ES"/>
+        </w:rPr>
+        <w:t>.</w:t>
+      </w:r>
+    </w:p>
+    <w:p>
+      <w:pPr>
+        <w:pStyle w:val="Prrafodelista"/>
+        <w:numPr>
+          <w:ilvl w:val="0"/>
+          <w:numId w:val="22"/>
+        </w:numPr>
+        <w:tabs>
+          <w:tab w:val="left" w:pos="2552"/>
+          <w:tab w:val="left" w:pos="5245"/>
+          <w:tab w:val="left" w:pos="5670"/>
+          <w:tab w:val="left" w:pos="6379"/>
+          <w:tab w:val="right" w:pos="9639"/>
+        </w:tabs>
+        <w:spacing w:after="0" w:line="360" w:lineRule="auto"/>
+        <w:ind w:left="284" w:hanging="284"/>
+        <w:jc w:val="both"/>
+        <w:rPr>
+          <w:rFonts w:ascii="Arial" w:hAnsi="Arial"/>
+          <w:b/>
           <w:u w:val="single"/>
-        </w:rPr>
-        <w:t>9</w:t>
-      </w:r>
-      <w:r>
-        <w:rPr>
-          <w:rFonts w:ascii="Arial" w:hAnsi="Arial"/>
-          <w:sz w:val="22"/>
+          <w14:shadow w14:blurRad="50800" w14:dist="38100" w14:dir="2700000" w14:sx="100000" w14:sy="100000" w14:kx="0" w14:ky="0" w14:algn="tl">
+            <w14:srgbClr w14:val="000000">
+              <w14:alpha w14:val="60000"/>
+            </w14:srgbClr>
+          </w14:shadow>
+        </w:rPr>
+      </w:pPr>
+      <w:r>
+        <w:rPr>
+          <w:rFonts w:ascii="Arial" w:hAnsi="Arial"/>
+          <w:b/>
+          <w:bCs/>
+          <w:snapToGrid w:val="0"/>
+          <w:lang w:eastAsia="es-ES"/>
+        </w:rPr>
+        <w:t>Citas:</w:t>
+      </w:r>
+      <w:r>
+        <w:rPr>
+          <w:rFonts w:ascii="Arial" w:hAnsi="Arial"/>
+          <w:b/>
+          <w:bCs/>
+          <w:snapToGrid w:val="0"/>
+          <w:lang w:eastAsia="es-ES"/>
+        </w:rPr>
+        <w:t xml:space="preserve">  </w:t>
+      </w:r>
+      <w:r>
+        <w:rPr>
+          <w:rFonts w:ascii="Arial" w:hAnsi="Arial"/>
+          <w:snapToGrid w:val="0"/>
           <w:u w:val="single"/>
-        </w:rPr>
-        <w:t>:00 a 1</w:t>
-      </w:r>
-      <w:r>
-        <w:rPr>
-          <w:rFonts w:ascii="Arial" w:hAnsi="Arial"/>
-          <w:sz w:val="22"/>
-          <w:u w:val="single"/>
-        </w:rPr>
-        <w:t>1</w:t>
-      </w:r>
-      <w:r>
-        <w:rPr>
-          <w:rFonts w:ascii="Arial" w:hAnsi="Arial"/>
-          <w:sz w:val="22"/>
-          <w:u w:val="single"/>
-        </w:rPr>
-        <w:t>:00 a.m.</w:t>
+          <w:lang w:eastAsia="es-ES"/>
+        </w:rPr>
+        <w:t>Disponibilidad en otros horarios por acuerdo previo, según la conveniencia del estudiante.</w:t>
       </w:r>
     </w:p>
     <w:p>
@@ -784,225 +1082,19 @@
         <w:rPr>
           <w:rFonts w:ascii="Arial" w:hAnsi="Arial"/>
           <w:sz w:val="22"/>
-          <w:u w:val="single"/>
-        </w:rPr>
-      </w:pPr>
-      <w:bookmarkStart w:id="0" w:name="_Hlk30692508"/>
-      <w:r>
-        <w:rPr>
-          <w:rFonts w:ascii="Arial" w:hAnsi="Arial"/>
-          <w:b/>
-          <w:sz w:val="22"/>
-        </w:rPr>
-        <w:t>Asesoría:</w:t>
-      </w:r>
-      <w:r>
-        <w:rPr>
-          <w:rFonts w:ascii="Arial" w:hAnsi="Arial"/>
-          <w:b/>
-          <w:sz w:val="22"/>
-        </w:rPr>
-        <w:t xml:space="preserve"> </w:t>
-      </w:r>
-      <w:r>
-        <w:rPr>
-          <w:rFonts w:ascii="Arial" w:hAnsi="Arial"/>
-          <w:sz w:val="22"/>
-          <w:u w:val="single"/>
-        </w:rPr>
-        <w:t xml:space="preserve"> </w:t>
-      </w:r>
-      <w:bookmarkStart w:id="1" w:name="_Hlk63423485"/>
-      <w:r>
-        <w:rPr>
-          <w:rFonts w:ascii="Arial" w:hAnsi="Arial"/>
-          <w:sz w:val="22"/>
-          <w:u w:val="single"/>
-        </w:rPr>
-        <w:t>M</w:t>
-      </w:r>
-      <w:r>
-        <w:rPr>
-          <w:rFonts w:ascii="Arial" w:hAnsi="Arial"/>
-          <w:sz w:val="22"/>
-          <w:u w:val="single"/>
-        </w:rPr>
-        <w:t>artes</w:t>
-      </w:r>
-      <w:r>
-        <w:rPr>
-          <w:rFonts w:ascii="Arial" w:hAnsi="Arial"/>
-          <w:sz w:val="22"/>
-          <w:u w:val="single"/>
-        </w:rPr>
-        <w:t xml:space="preserve"> y j</w:t>
-      </w:r>
-      <w:r>
-        <w:rPr>
-          <w:rFonts w:ascii="Arial" w:hAnsi="Arial"/>
-          <w:sz w:val="22"/>
-          <w:u w:val="single"/>
-        </w:rPr>
-        <w:t>ueves</w:t>
-      </w:r>
-      <w:r>
-        <w:rPr>
-          <w:rFonts w:ascii="Arial" w:hAnsi="Arial"/>
-          <w:sz w:val="22"/>
-          <w:u w:val="single"/>
-        </w:rPr>
-        <w:t xml:space="preserve"> </w:t>
-      </w:r>
-      <w:r>
-        <w:rPr>
-          <w:rFonts w:ascii="Arial" w:hAnsi="Arial"/>
-          <w:sz w:val="22"/>
-          <w:u w:val="single"/>
-        </w:rPr>
-        <w:t>de 3:30 a 4:30 p.m. Miércoles</w:t>
-      </w:r>
-      <w:r>
-        <w:rPr>
-          <w:rFonts w:ascii="Arial" w:hAnsi="Arial"/>
-          <w:sz w:val="22"/>
-          <w:u w:val="single"/>
-        </w:rPr>
-        <w:t xml:space="preserve"> y viernes</w:t>
-      </w:r>
-      <w:r>
-        <w:rPr>
-          <w:rFonts w:ascii="Arial" w:hAnsi="Arial"/>
-          <w:sz w:val="22"/>
-          <w:u w:val="single"/>
-        </w:rPr>
-        <w:t xml:space="preserve"> de </w:t>
-      </w:r>
-      <w:r>
-        <w:rPr>
-          <w:rFonts w:ascii="Arial" w:hAnsi="Arial"/>
-          <w:sz w:val="22"/>
-          <w:u w:val="single"/>
-        </w:rPr>
-        <w:t>12:00 a 1:00 p.m</w:t>
-      </w:r>
-      <w:r>
-        <w:rPr>
-          <w:rFonts w:ascii="Arial" w:hAnsi="Arial"/>
-          <w:sz w:val="22"/>
-          <w:u w:val="single"/>
-        </w:rPr>
-        <w:t>.</w:t>
-      </w:r>
-      <w:bookmarkEnd w:id="1"/>
-      <w:r>
-        <w:rPr>
-          <w:rFonts w:ascii="Arial" w:hAnsi="Arial"/>
-          <w:sz w:val="22"/>
-          <w:u w:val="single"/>
-        </w:rPr>
-        <w:t xml:space="preserve"> </w:t>
-      </w:r>
-    </w:p>
-    <w:p>
-      <w:pPr>
-        <w:tabs>
-          <w:tab w:val="left" w:pos="2552"/>
-          <w:tab w:val="left" w:pos="5245"/>
-          <w:tab w:val="left" w:pos="5670"/>
-          <w:tab w:val="left" w:pos="6379"/>
-          <w:tab w:val="right" w:pos="9639"/>
-        </w:tabs>
-        <w:spacing w:line="360" w:lineRule="auto"/>
-        <w:jc w:val="both"/>
-        <w:rPr>
-          <w:rFonts w:ascii="Arial" w:hAnsi="Arial"/>
-          <w:sz w:val="22"/>
-        </w:rPr>
-      </w:pPr>
-      <w:r>
-        <w:rPr>
-          <w:rFonts w:ascii="Arial" w:hAnsi="Arial"/>
-          <w:sz w:val="22"/>
-          <w:u w:val="single"/>
-        </w:rPr>
-        <w:t>Este horario se extenderá a otros horarios a conveniencia de los estudiantes, previa cita.</w:t>
-      </w:r>
-      <w:r>
-        <w:rPr>
-          <w:rFonts w:ascii="Arial" w:hAnsi="Arial"/>
-          <w:sz w:val="22"/>
-        </w:rPr>
-        <w:t xml:space="preserve"> </w:t>
-      </w:r>
-      <w:r>
-        <w:rPr>
-          <w:rFonts w:ascii="Arial" w:hAnsi="Arial"/>
-          <w:sz w:val="22"/>
-        </w:rPr>
-        <w:t xml:space="preserve"> </w:t>
-      </w:r>
-    </w:p>
-    <w:p>
-      <w:pPr>
-        <w:tabs>
-          <w:tab w:val="left" w:pos="2552"/>
-          <w:tab w:val="left" w:pos="5245"/>
-          <w:tab w:val="left" w:pos="5670"/>
-          <w:tab w:val="left" w:pos="6379"/>
-          <w:tab w:val="right" w:pos="9639"/>
-        </w:tabs>
-        <w:spacing w:line="360" w:lineRule="auto"/>
-        <w:jc w:val="both"/>
-        <w:rPr>
-          <w:rFonts w:ascii="Arial" w:hAnsi="Arial"/>
-          <w:snapToGrid w:val="0"/>
-          <w:sz w:val="22"/>
-          <w:szCs w:val="22"/>
-          <w:lang w:eastAsia="es-ES"/>
-        </w:rPr>
-      </w:pPr>
-      <w:r>
-        <w:rPr>
-          <w:rFonts w:ascii="Arial" w:hAnsi="Arial"/>
-          <w:b/>
-          <w:sz w:val="22"/>
-        </w:rPr>
-        <w:t xml:space="preserve">Lugar de asesoría:  </w:t>
-      </w:r>
-      <w:r>
-        <w:rPr>
-          <w:rFonts w:ascii="Arial" w:hAnsi="Arial"/>
-          <w:sz w:val="22"/>
-          <w:u w:val="single"/>
-        </w:rPr>
-        <w:t xml:space="preserve"> </w:t>
-      </w:r>
-      <w:r>
-        <w:rPr>
-          <w:rFonts w:ascii="Arial" w:hAnsi="Arial"/>
-          <w:sz w:val="22"/>
-          <w:u w:val="single"/>
-        </w:rPr>
-        <w:t xml:space="preserve"> En mi oficina ubicada en el cuarto piso del edificio 2.</w:t>
-      </w:r>
-      <w:r>
-        <w:rPr>
-          <w:rFonts w:ascii="Arial" w:hAnsi="Arial"/>
-          <w:sz w:val="22"/>
-        </w:rPr>
-        <w:t xml:space="preserve"> </w:t>
-      </w:r>
-      <w:bookmarkStart w:id="2" w:name="_Hlk63423390"/>
+          <w:lang w:val="es-MX"/>
+        </w:rPr>
+      </w:pPr>
     </w:p>
     <w:bookmarkEnd w:id="0"/>
-    <w:bookmarkEnd w:id="2"/>
+    <w:bookmarkEnd w:id="1"/>
     <w:p>
       <w:pPr>
         <w:pStyle w:val="Textoindependiente"/>
-        <w:spacing w:before="0" w:line="240" w:lineRule="auto"/>
-        <w:rPr>
-          <w:b/>
-          <w:sz w:val="16"/>
+        <w:spacing w:line="240" w:lineRule="auto"/>
+        <w:rPr>
+          <w:b/>
+          <w:sz w:val="22"/>
           <w14:shadow w14:blurRad="50800" w14:dist="38100" w14:dir="2700000" w14:sx="100000" w14:sy="100000" w14:kx="0" w14:ky="0" w14:algn="tl">
             <w14:srgbClr w14:val="000000">
               <w14:alpha w14:val="60000"/>
@@ -1010,11 +1102,7 @@
           </w14:shadow>
         </w:rPr>
       </w:pPr>
-    </w:p>
-    <w:p>
-      <w:pPr>
-        <w:pStyle w:val="Textoindependiente"/>
-        <w:spacing w:line="240" w:lineRule="auto"/>
+      <w:r>
         <w:rPr>
           <w:b/>
           <w:sz w:val="22"/>
@@ -1024,7 +1112,8 @@
             </w14:srgbClr>
           </w14:shadow>
         </w:rPr>
-      </w:pPr>
+        <w:t>FECHA DE E</w:t>
+      </w:r>
       <w:r>
         <w:rPr>
           <w:b/>
@@ -1035,7 +1124,7 @@
             </w14:srgbClr>
           </w14:shadow>
         </w:rPr>
-        <w:t>FECHA DE E</w:t>
+        <w:t>XAMEN INTEGRADOR</w:t>
       </w:r>
       <w:r>
         <w:rPr>
@@ -1047,18 +1136,6 @@
             </w14:srgbClr>
           </w14:shadow>
         </w:rPr>
-        <w:t>XAMEN INTEGRADOR</w:t>
-      </w:r>
-      <w:r>
-        <w:rPr>
-          <w:b/>
-          <w:sz w:val="22"/>
-          <w14:shadow w14:blurRad="50800" w14:dist="38100" w14:dir="2700000" w14:sx="100000" w14:sy="100000" w14:kx="0" w14:ky="0" w14:algn="tl">
-            <w14:srgbClr w14:val="000000">
-              <w14:alpha w14:val="60000"/>
-            </w14:srgbClr>
-          </w14:shadow>
-        </w:rPr>
         <w:t xml:space="preserve"> </w:t>
       </w:r>
     </w:p>
@@ -1090,13 +1167,23 @@
         </w:rPr>
         <w:t xml:space="preserve"> </w:t>
       </w:r>
+      <w:proofErr w:type="gramStart"/>
       <w:r>
         <w:rPr>
           <w:b/>
           <w:sz w:val="22"/>
           <w:u w:val="single"/>
         </w:rPr>
-        <w:t>Lunes 1</w:t>
+        <w:t>Lunes</w:t>
+      </w:r>
+      <w:proofErr w:type="gramEnd"/>
+      <w:r>
+        <w:rPr>
+          <w:b/>
+          <w:sz w:val="22"/>
+          <w:u w:val="single"/>
+        </w:rPr>
+        <w:t xml:space="preserve"> 1</w:t>
       </w:r>
       <w:r>
         <w:rPr>
@@ -1251,7 +1338,7 @@
           </w14:shadow>
         </w:rPr>
       </w:pPr>
-      <w:bookmarkStart w:id="3" w:name="_Hlk535227133"/>
+      <w:bookmarkStart w:id="2" w:name="_Hlk535227133"/>
       <w:r>
         <w:rPr>
           <w:rFonts w:ascii="Arial" w:hAnsi="Arial"/>
@@ -1433,7 +1520,7 @@
         </w:rPr>
       </w:pPr>
     </w:p>
-    <w:bookmarkEnd w:id="3"/>
+    <w:bookmarkEnd w:id="2"/>
     <w:p>
       <w:pPr>
         <w:spacing w:after="120" w:line="300" w:lineRule="exact"/>
@@ -1643,18 +1730,7 @@
     </w:p>
     <w:p>
       <w:pPr>
-        <w:pStyle w:val="Textoindependiente"/>
-        <w:spacing w:line="320" w:lineRule="exact"/>
-        <w:rPr>
-          <w:sz w:val="22"/>
-        </w:rPr>
-      </w:pPr>
-    </w:p>
-    <w:p>
-      <w:pPr>
-        <w:spacing w:after="120" w:line="320" w:lineRule="exact"/>
-        <w:ind w:right="261"/>
-        <w:jc w:val="both"/>
+        <w:spacing w:line="300" w:lineRule="exact"/>
         <w:rPr>
           <w:rFonts w:ascii="Arial" w:hAnsi="Arial"/>
           <w:b/>
@@ -1669,26 +1745,7 @@
     </w:p>
     <w:p>
       <w:pPr>
-        <w:spacing w:after="120" w:line="320" w:lineRule="exact"/>
-        <w:ind w:right="261"/>
-        <w:jc w:val="both"/>
-        <w:rPr>
-          <w:rFonts w:ascii="Arial" w:hAnsi="Arial"/>
-          <w:b/>
-          <w:sz w:val="22"/>
-          <w14:shadow w14:blurRad="50800" w14:dist="38100" w14:dir="2700000" w14:sx="100000" w14:sy="100000" w14:kx="0" w14:ky="0" w14:algn="tl">
-            <w14:srgbClr w14:val="000000">
-              <w14:alpha w14:val="60000"/>
-            </w14:srgbClr>
-          </w14:shadow>
-        </w:rPr>
-      </w:pPr>
-    </w:p>
-    <w:p>
-      <w:pPr>
-        <w:spacing w:after="120" w:line="320" w:lineRule="exact"/>
-        <w:ind w:right="261"/>
-        <w:jc w:val="both"/>
+        <w:spacing w:line="300" w:lineRule="exact"/>
         <w:rPr>
           <w:rFonts w:ascii="Arial" w:hAnsi="Arial"/>
           <w:b/>
@@ -1967,8 +2024,8 @@
           </w14:shadow>
         </w:rPr>
       </w:pPr>
-      <w:bookmarkStart w:id="4" w:name="_Hlk146117582"/>
-      <w:bookmarkStart w:id="5" w:name="_Hlk535230168"/>
+      <w:bookmarkStart w:id="3" w:name="_Hlk146117582"/>
+      <w:bookmarkStart w:id="4" w:name="_Hlk535230168"/>
     </w:p>
     <w:p>
       <w:pPr>
@@ -2038,7 +2095,7 @@
         <w:t>El uso de la computadora personal solamente se permite para apoyar el trabajo del alumno durante las clases. Queda prohibido el uso de la computadora personal o teléfonos celulares en actividades que representen una distracción del alumno o sus compañeros de lo que se está viendo en la clase (ejemplos: revisar correos, chatear, twittear, redactar trabajos o tareas).</w:t>
       </w:r>
     </w:p>
-    <w:bookmarkEnd w:id="4"/>
+    <w:bookmarkEnd w:id="3"/>
     <w:p>
       <w:pPr>
         <w:spacing w:before="120" w:line="320" w:lineRule="exact"/>
@@ -2150,6 +2207,7 @@
         </w:rPr>
         <w:t xml:space="preserve">nstalar </w:t>
       </w:r>
+      <w:proofErr w:type="spellStart"/>
       <w:r>
         <w:rPr>
           <w:b/>
@@ -2160,6 +2218,7 @@
         </w:rPr>
         <w:t>Respondus</w:t>
       </w:r>
+      <w:proofErr w:type="spellEnd"/>
       <w:r>
         <w:rPr>
           <w:color w:val="3B3838"/>
@@ -2168,6 +2227,7 @@
         </w:rPr>
         <w:t xml:space="preserve"> </w:t>
       </w:r>
+      <w:proofErr w:type="spellStart"/>
       <w:r>
         <w:rPr>
           <w:b/>
@@ -2176,7 +2236,18 @@
           <w:sz w:val="22"/>
           <w:szCs w:val="22"/>
         </w:rPr>
-        <w:t>LockDown Browser</w:t>
+        <w:t>LockDown</w:t>
+      </w:r>
+      <w:proofErr w:type="spellEnd"/>
+      <w:r>
+        <w:rPr>
+          <w:b/>
+          <w:bCs/>
+          <w:color w:val="3B3838"/>
+          <w:sz w:val="22"/>
+          <w:szCs w:val="22"/>
+        </w:rPr>
+        <w:t xml:space="preserve"> Browser</w:t>
       </w:r>
       <w:r>
         <w:rPr>
@@ -2319,7 +2390,7 @@
         <w:t xml:space="preserve"> las políticas y reglamentos del Instituto.</w:t>
       </w:r>
     </w:p>
-    <w:bookmarkEnd w:id="5"/>
+    <w:bookmarkEnd w:id="4"/>
     <w:p>
       <w:pPr>
         <w:spacing w:before="120" w:line="320" w:lineRule="exact"/>
@@ -2466,19 +2537,29 @@
       <w:pPr>
         <w:jc w:val="center"/>
         <w:rPr>
-          <w:rFonts w:ascii="Arial" w:hAnsi="Arial"/>
+          <w:rFonts w:ascii="Arial" w:hAnsi="Arial" w:cs="Arial"/>
+          <w:b/>
           <w:sz w:val="28"/>
           <w:szCs w:val="28"/>
         </w:rPr>
       </w:pPr>
-      <w:r>
-        <w:rPr>
-          <w:rFonts w:ascii="Arial" w:hAnsi="Arial" w:cs="Arial"/>
-          <w:b/>
+    </w:p>
+    <w:p>
+      <w:pPr>
+        <w:jc w:val="center"/>
+        <w:rPr>
+          <w:rFonts w:ascii="Arial" w:hAnsi="Arial"/>
           <w:sz w:val="28"/>
           <w:szCs w:val="28"/>
         </w:rPr>
-        <w:lastRenderedPageBreak/>
+      </w:pPr>
+      <w:r>
+        <w:rPr>
+          <w:rFonts w:ascii="Arial" w:hAnsi="Arial" w:cs="Arial"/>
+          <w:b/>
+          <w:sz w:val="28"/>
+          <w:szCs w:val="28"/>
+        </w:rPr>
         <w:t>CAPÍTULO IX. Integridad Académica</w:t>
       </w:r>
     </w:p>
@@ -2931,14 +3012,43 @@
           <w:szCs w:val="22"/>
         </w:rPr>
       </w:pPr>
-      <w:r>
+    </w:p>
+    <w:p>
+      <w:pPr>
+        <w:autoSpaceDE w:val="0"/>
+        <w:autoSpaceDN w:val="0"/>
+        <w:adjustRightInd w:val="0"/>
+        <w:spacing w:line="300" w:lineRule="exact"/>
+        <w:jc w:val="both"/>
         <w:rPr>
           <w:rFonts w:ascii="Arial" w:hAnsi="Arial" w:cs="Arial"/>
           <w:b/>
           <w:sz w:val="22"/>
           <w:szCs w:val="22"/>
         </w:rPr>
-        <w:lastRenderedPageBreak/>
+      </w:pPr>
+    </w:p>
+    <w:p>
+      <w:pPr>
+        <w:autoSpaceDE w:val="0"/>
+        <w:autoSpaceDN w:val="0"/>
+        <w:adjustRightInd w:val="0"/>
+        <w:spacing w:line="300" w:lineRule="exact"/>
+        <w:jc w:val="both"/>
+        <w:rPr>
+          <w:rFonts w:ascii="Arial" w:hAnsi="Arial" w:cs="Arial"/>
+          <w:b/>
+          <w:sz w:val="22"/>
+          <w:szCs w:val="22"/>
+        </w:rPr>
+      </w:pPr>
+      <w:r>
+        <w:rPr>
+          <w:rFonts w:ascii="Arial" w:hAnsi="Arial" w:cs="Arial"/>
+          <w:b/>
+          <w:sz w:val="22"/>
+          <w:szCs w:val="22"/>
+        </w:rPr>
         <w:t xml:space="preserve">Artículo 9.3 </w:t>
       </w:r>
     </w:p>
@@ -3191,43 +3301,51 @@
         <w:spacing w:before="120" w:line="300" w:lineRule="exact"/>
         <w:jc w:val="both"/>
         <w:rPr>
+          <w:sz w:val="22"/>
+        </w:rPr>
+      </w:pPr>
+      <w:r>
+        <w:rPr>
           <w:rFonts w:ascii="Arial" w:hAnsi="Arial" w:cs="Arial"/>
           <w:sz w:val="22"/>
           <w:szCs w:val="22"/>
         </w:rPr>
-      </w:pPr>
+        <w:t xml:space="preserve">Este reglamento aplica para todos los alumnos a partir de su promulgación. Los casos de alumnos que, </w:t>
+      </w:r>
+      <w:proofErr w:type="gramStart"/>
       <w:r>
         <w:rPr>
           <w:rFonts w:ascii="Arial" w:hAnsi="Arial" w:cs="Arial"/>
           <w:sz w:val="22"/>
           <w:szCs w:val="22"/>
         </w:rPr>
-        <w:t>Este reglamento aplica para todos los alumnos a partir de su promulgación. Los casos de alumnos que, de acuerdo a la versión previa de este reglamento, tengan registrada una calificación de DA, mantendrán el registro de esta calificación en su expediente. La calificación DA se sigue considerando como reprobatoria en los mismos términos anteriores tanto para el cálculo de estatus académico, de promedio y para el otorgamiento de distinciones académicas.</w:t>
-      </w:r>
-    </w:p>
-    <w:p>
-      <w:pPr>
-        <w:pStyle w:val="Textoindependiente"/>
-        <w:spacing w:before="0" w:line="300" w:lineRule="exact"/>
-        <w:rPr>
-          <w:sz w:val="22"/>
-        </w:rPr>
-      </w:pPr>
+        <w:t>de acuerdo a</w:t>
+      </w:r>
+      <w:proofErr w:type="gramEnd"/>
+      <w:r>
+        <w:rPr>
+          <w:rFonts w:ascii="Arial" w:hAnsi="Arial" w:cs="Arial"/>
+          <w:sz w:val="22"/>
+          <w:szCs w:val="22"/>
+        </w:rPr>
+        <w:t xml:space="preserve"> la versión previa de este reglamento, tengan registrada una calificación de DA, mantendrán el registro de esta calificación en su expediente. La calificación DA se sigue considerando como reprobatoria en los mismos términos anteriores tanto para el cálculo de estatus académico, de promedio y para el otorgamiento de distinciones académicas.</w:t>
+      </w:r>
     </w:p>
     <w:sectPr>
-      <w:headerReference w:type="even" r:id="rId9"/>
-      <w:headerReference w:type="default" r:id="rId10"/>
+      <w:headerReference w:type="even" r:id="rId8"/>
+      <w:headerReference w:type="default" r:id="rId9"/>
       <w:pgSz w:w="12242" w:h="15842" w:code="1"/>
-      <w:pgMar w:top="142" w:right="1134" w:bottom="426" w:left="1418" w:header="720" w:footer="720" w:gutter="0"/>
+      <w:pgMar w:top="0" w:right="1080" w:bottom="1440" w:left="1080" w:header="720" w:footer="720" w:gutter="0"/>
       <w:cols w:space="720"/>
       <w:titlePg/>
+      <w:docGrid w:linePitch="272"/>
     </w:sectPr>
   </w:body>
 </w:document>
 </file>
 
 <file path=word/endnotes.xml><?xml version="1.0" encoding="utf-8"?>
-<w:endnotes xmlns:wpc="http://schemas.microsoft.com/office/word/2010/wordprocessingCanvas" xmlns:cx="http://schemas.microsoft.com/office/drawing/2014/chartex" xmlns:cx1="http://schemas.microsoft.com/office/drawing/2015/9/8/chartex" xmlns:cx2="http://schemas.microsoft.com/office/drawing/2015/10/21/chartex" xmlns:cx3="http://schemas.microsoft.com/office/drawing/2016/5/9/chartex" xmlns:cx4="http://schemas.microsoft.com/office/drawing/2016/5/10/chartex" xmlns:cx5="http://schemas.microsoft.com/office/drawing/2016/5/11/chartex" xmlns:cx6="http://schemas.microsoft.com/office/drawing/2016/5/12/chartex" xmlns:cx7="http://schemas.microsoft.com/office/drawing/2016/5/13/chartex" xmlns:cx8="http://schemas.microsoft.com/office/drawing/2016/5/14/chartex" xmlns:mc="http://schemas.openxmlformats.org/markup-compatibility/2006" xmlns:aink="http://schemas.microsoft.com/office/drawing/2016/ink" xmlns:am3d="http://schemas.microsoft.com/office/drawing/2017/model3d" xmlns:o="urn:schemas-microsoft-com:office:office" xmlns:oel="http://schemas.microsoft.com/office/2019/extlst" xmlns:r="http://schemas.openxmlformats.org/officeDocument/2006/relationships" xmlns:m="http://schemas.openxmlformats.org/officeDocument/2006/math" xmlns:v="urn:schemas-microsoft-com:vml" xmlns:wp14="http://schemas.microsoft.com/office/word/2010/wordprocessingDrawing" xmlns:wp="http://schemas.openxmlformats.org/drawingml/2006/wordprocessingDrawing" xmlns:w10="urn:schemas-microsoft-com:office:word" xmlns:w="http://schemas.openxmlformats.org/wordprocessingml/2006/main" xmlns:w14="http://schemas.microsoft.com/office/word/2010/wordml" xmlns:w15="http://schemas.microsoft.com/office/word/2012/wordml" xmlns:w16cex="http://schemas.microsoft.com/office/word/2018/wordml/cex" xmlns:w16cid="http://schemas.microsoft.com/office/word/2016/wordml/cid" xmlns:w16="http://schemas.microsoft.com/office/word/2018/wordml" xmlns:w16du="http://schemas.microsoft.com/office/word/2023/wordml/word16du" xmlns:w16sdtdh="http://schemas.microsoft.com/office/word/2020/wordml/sdtdatahash" xmlns:w16sdtfl="http://schemas.microsoft.com/office/word/2024/wordml/sdtformatlock" xmlns:w16se="http://schemas.microsoft.com/office/word/2015/wordml/symex" xmlns:wpg="http://schemas.microsoft.com/office/word/2010/wordprocessingGroup" xmlns:wpi="http://schemas.microsoft.com/office/word/2010/wordprocessingInk" xmlns:wne="http://schemas.microsoft.com/office/word/2006/wordml" xmlns:wps="http://schemas.microsoft.com/office/word/2010/wordprocessingShape" mc:Ignorable="w14 w15 w16se w16cid w16 w16cex w16sdtdh w16sdtfl w16du wp14">
+<w:endnotes xmlns:wpc="http://schemas.microsoft.com/office/word/2010/wordprocessingCanvas" xmlns:cx="http://schemas.microsoft.com/office/drawing/2014/chartex" xmlns:cx1="http://schemas.microsoft.com/office/drawing/2015/9/8/chartex" xmlns:cx2="http://schemas.microsoft.com/office/drawing/2015/10/21/chartex" xmlns:cx3="http://schemas.microsoft.com/office/drawing/2016/5/9/chartex" xmlns:cx4="http://schemas.microsoft.com/office/drawing/2016/5/10/chartex" xmlns:cx5="http://schemas.microsoft.com/office/drawing/2016/5/11/chartex" xmlns:cx6="http://schemas.microsoft.com/office/drawing/2016/5/12/chartex" xmlns:cx7="http://schemas.microsoft.com/office/drawing/2016/5/13/chartex" xmlns:cx8="http://schemas.microsoft.com/office/drawing/2016/5/14/chartex" xmlns:mc="http://schemas.openxmlformats.org/markup-compatibility/2006" xmlns:aink="http://schemas.microsoft.com/office/drawing/2016/ink" xmlns:am3d="http://schemas.microsoft.com/office/drawing/2017/model3d" xmlns:o="urn:schemas-microsoft-com:office:office" xmlns:oel="http://schemas.microsoft.com/office/2019/extlst" xmlns:r="http://schemas.openxmlformats.org/officeDocument/2006/relationships" xmlns:m="http://schemas.openxmlformats.org/officeDocument/2006/math" xmlns:v="urn:schemas-microsoft-com:vml" xmlns:wp14="http://schemas.microsoft.com/office/word/2010/wordprocessingDrawing" xmlns:wp="http://schemas.openxmlformats.org/drawingml/2006/wordprocessingDrawing" xmlns:w10="urn:schemas-microsoft-com:office:word" xmlns:w="http://schemas.openxmlformats.org/wordprocessingml/2006/main" xmlns:w14="http://schemas.microsoft.com/office/word/2010/wordml" xmlns:w15="http://schemas.microsoft.com/office/word/2012/wordml" xmlns:w16cei="http://schemas.microsoft.com/office/word/2026/wordml/cei" xmlns:w16cex="http://schemas.microsoft.com/office/word/2018/wordml/cex" xmlns:w16cid="http://schemas.microsoft.com/office/word/2016/wordml/cid" xmlns:w16="http://schemas.microsoft.com/office/word/2018/wordml" xmlns:w16du="http://schemas.microsoft.com/office/word/2023/wordml/word16du" xmlns:w16sdtdh="http://schemas.microsoft.com/office/word/2020/wordml/sdtdatahash" xmlns:w16sdtfl="http://schemas.microsoft.com/office/word/2024/wordml/sdtformatlock" xmlns:w16se="http://schemas.microsoft.com/office/word/2015/wordml/symex" xmlns:wpg="http://schemas.microsoft.com/office/word/2010/wordprocessingGroup" xmlns:wpi="http://schemas.microsoft.com/office/word/2010/wordprocessingInk" xmlns:wne="http://schemas.microsoft.com/office/word/2006/wordml" xmlns:wps="http://schemas.microsoft.com/office/word/2010/wordprocessingShape" mc:Ignorable="w14 w15 w16se w16cid w16 w16cex w16sdtdh w16sdtfl w16du wp14">
   <w:endnote w:type="separator" w:id="-1">
     <w:p>
       <w:r>
@@ -3246,7 +3364,7 @@
 </file>
 
 <file path=word/footnotes.xml><?xml version="1.0" encoding="utf-8"?>
-<w:footnotes xmlns:wpc="http://schemas.microsoft.com/office/word/2010/wordprocessingCanvas" xmlns:cx="http://schemas.microsoft.com/office/drawing/2014/chartex" xmlns:cx1="http://schemas.microsoft.com/office/drawing/2015/9/8/chartex" xmlns:cx2="http://schemas.microsoft.com/office/drawing/2015/10/21/chartex" xmlns:cx3="http://schemas.microsoft.com/office/drawing/2016/5/9/chartex" xmlns:cx4="http://schemas.microsoft.com/office/drawing/2016/5/10/chartex" xmlns:cx5="http://schemas.microsoft.com/office/drawing/2016/5/11/chartex" xmlns:cx6="http://schemas.microsoft.com/office/drawing/2016/5/12/chartex" xmlns:cx7="http://schemas.microsoft.com/office/drawing/2016/5/13/chartex" xmlns:cx8="http://schemas.microsoft.com/office/drawing/2016/5/14/chartex" xmlns:mc="http://schemas.openxmlformats.org/markup-compatibility/2006" xmlns:aink="http://schemas.microsoft.com/office/drawing/2016/ink" xmlns:am3d="http://schemas.microsoft.com/office/drawing/2017/model3d" xmlns:o="urn:schemas-microsoft-com:office:office" xmlns:oel="http://schemas.microsoft.com/office/2019/extlst" xmlns:r="http://schemas.openxmlformats.org/officeDocument/2006/relationships" xmlns:m="http://schemas.openxmlformats.org/officeDocument/2006/math" xmlns:v="urn:schemas-microsoft-com:vml" xmlns:wp14="http://schemas.microsoft.com/office/word/2010/wordprocessingDrawing" xmlns:wp="http://schemas.openxmlformats.org/drawingml/2006/wordprocessingDrawing" xmlns:w10="urn:schemas-microsoft-com:office:word" xmlns:w="http://schemas.openxmlformats.org/wordprocessingml/2006/main" xmlns:w14="http://schemas.microsoft.com/office/word/2010/wordml" xmlns:w15="http://schemas.microsoft.com/office/word/2012/wordml" xmlns:w16cex="http://schemas.microsoft.com/office/word/2018/wordml/cex" xmlns:w16cid="http://schemas.microsoft.com/office/word/2016/wordml/cid" xmlns:w16="http://schemas.microsoft.com/office/word/2018/wordml" xmlns:w16du="http://schemas.microsoft.com/office/word/2023/wordml/word16du" xmlns:w16sdtdh="http://schemas.microsoft.com/office/word/2020/wordml/sdtdatahash" xmlns:w16sdtfl="http://schemas.microsoft.com/office/word/2024/wordml/sdtformatlock" xmlns:w16se="http://schemas.microsoft.com/office/word/2015/wordml/symex" xmlns:wpg="http://schemas.microsoft.com/office/word/2010/wordprocessingGroup" xmlns:wpi="http://schemas.microsoft.com/office/word/2010/wordprocessingInk" xmlns:wne="http://schemas.microsoft.com/office/word/2006/wordml" xmlns:wps="http://schemas.microsoft.com/office/word/2010/wordprocessingShape" mc:Ignorable="w14 w15 w16se w16cid w16 w16cex w16sdtdh w16sdtfl w16du wp14">
+<w:footnotes xmlns:wpc="http://schemas.microsoft.com/office/word/2010/wordprocessingCanvas" xmlns:cx="http://schemas.microsoft.com/office/drawing/2014/chartex" xmlns:cx1="http://schemas.microsoft.com/office/drawing/2015/9/8/chartex" xmlns:cx2="http://schemas.microsoft.com/office/drawing/2015/10/21/chartex" xmlns:cx3="http://schemas.microsoft.com/office/drawing/2016/5/9/chartex" xmlns:cx4="http://schemas.microsoft.com/office/drawing/2016/5/10/chartex" xmlns:cx5="http://schemas.microsoft.com/office/drawing/2016/5/11/chartex" xmlns:cx6="http://schemas.microsoft.com/office/drawing/2016/5/12/chartex" xmlns:cx7="http://schemas.microsoft.com/office/drawing/2016/5/13/chartex" xmlns:cx8="http://schemas.microsoft.com/office/drawing/2016/5/14/chartex" xmlns:mc="http://schemas.openxmlformats.org/markup-compatibility/2006" xmlns:aink="http://schemas.microsoft.com/office/drawing/2016/ink" xmlns:am3d="http://schemas.microsoft.com/office/drawing/2017/model3d" xmlns:o="urn:schemas-microsoft-com:office:office" xmlns:oel="http://schemas.microsoft.com/office/2019/extlst" xmlns:r="http://schemas.openxmlformats.org/officeDocument/2006/relationships" xmlns:m="http://schemas.openxmlformats.org/officeDocument/2006/math" xmlns:v="urn:schemas-microsoft-com:vml" xmlns:wp14="http://schemas.microsoft.com/office/word/2010/wordprocessingDrawing" xmlns:wp="http://schemas.openxmlformats.org/drawingml/2006/wordprocessingDrawing" xmlns:w10="urn:schemas-microsoft-com:office:word" xmlns:w="http://schemas.openxmlformats.org/wordprocessingml/2006/main" xmlns:w14="http://schemas.microsoft.com/office/word/2010/wordml" xmlns:w15="http://schemas.microsoft.com/office/word/2012/wordml" xmlns:w16cei="http://schemas.microsoft.com/office/word/2026/wordml/cei" xmlns:w16cex="http://schemas.microsoft.com/office/word/2018/wordml/cex" xmlns:w16cid="http://schemas.microsoft.com/office/word/2016/wordml/cid" xmlns:w16="http://schemas.microsoft.com/office/word/2018/wordml" xmlns:w16du="http://schemas.microsoft.com/office/word/2023/wordml/word16du" xmlns:w16sdtdh="http://schemas.microsoft.com/office/word/2020/wordml/sdtdatahash" xmlns:w16sdtfl="http://schemas.microsoft.com/office/word/2024/wordml/sdtformatlock" xmlns:w16se="http://schemas.microsoft.com/office/word/2015/wordml/symex" xmlns:wpg="http://schemas.microsoft.com/office/word/2010/wordprocessingGroup" xmlns:wpi="http://schemas.microsoft.com/office/word/2010/wordprocessingInk" xmlns:wne="http://schemas.microsoft.com/office/word/2006/wordml" xmlns:wps="http://schemas.microsoft.com/office/word/2010/wordprocessingShape" mc:Ignorable="w14 w15 w16se w16cid w16 w16cex w16sdtdh w16sdtfl w16du wp14">
   <w:footnote w:type="separator" w:id="-1">
     <w:p>
       <w:r>
@@ -3265,7 +3383,7 @@
 </file>
 
 <file path=word/header1.xml><?xml version="1.0" encoding="utf-8"?>
-<w:hdr xmlns:wpc="http://schemas.microsoft.com/office/word/2010/wordprocessingCanvas" xmlns:cx="http://schemas.microsoft.com/office/drawing/2014/chartex" xmlns:cx1="http://schemas.microsoft.com/office/drawing/2015/9/8/chartex" xmlns:cx2="http://schemas.microsoft.com/office/drawing/2015/10/21/chartex" xmlns:cx3="http://schemas.microsoft.com/office/drawing/2016/5/9/chartex" xmlns:cx4="http://schemas.microsoft.com/office/drawing/2016/5/10/chartex" xmlns:cx5="http://schemas.microsoft.com/office/drawing/2016/5/11/chartex" xmlns:cx6="http://schemas.microsoft.com/office/drawing/2016/5/12/chartex" xmlns:cx7="http://schemas.microsoft.com/office/drawing/2016/5/13/chartex" xmlns:cx8="http://schemas.microsoft.com/office/drawing/2016/5/14/chartex" xmlns:mc="http://schemas.openxmlformats.org/markup-compatibility/2006" xmlns:aink="http://schemas.microsoft.com/office/drawing/2016/ink" xmlns:am3d="http://schemas.microsoft.com/office/drawing/2017/model3d" xmlns:o="urn:schemas-microsoft-com:office:office" xmlns:oel="http://schemas.microsoft.com/office/2019/extlst" xmlns:r="http://schemas.openxmlformats.org/officeDocument/2006/relationships" xmlns:m="http://schemas.openxmlformats.org/officeDocument/2006/math" xmlns:v="urn:schemas-microsoft-com:vml" xmlns:wp14="http://schemas.microsoft.com/office/word/2010/wordprocessingDrawing" xmlns:wp="http://schemas.openxmlformats.org/drawingml/2006/wordprocessingDrawing" xmlns:w10="urn:schemas-microsoft-com:office:word" xmlns:w="http://schemas.openxmlformats.org/wordprocessingml/2006/main" xmlns:w14="http://schemas.microsoft.com/office/word/2010/wordml" xmlns:w15="http://schemas.microsoft.com/office/word/2012/wordml" xmlns:w16cex="http://schemas.microsoft.com/office/word/2018/wordml/cex" xmlns:w16cid="http://schemas.microsoft.com/office/word/2016/wordml/cid" xmlns:w16="http://schemas.microsoft.com/office/word/2018/wordml" xmlns:w16du="http://schemas.microsoft.com/office/word/2023/wordml/word16du" xmlns:w16sdtdh="http://schemas.microsoft.com/office/word/2020/wordml/sdtdatahash" xmlns:w16sdtfl="http://schemas.microsoft.com/office/word/2024/wordml/sdtformatlock" xmlns:w16se="http://schemas.microsoft.com/office/word/2015/wordml/symex" xmlns:wpg="http://schemas.microsoft.com/office/word/2010/wordprocessingGroup" xmlns:wpi="http://schemas.microsoft.com/office/word/2010/wordprocessingInk" xmlns:wne="http://schemas.microsoft.com/office/word/2006/wordml" xmlns:wps="http://schemas.microsoft.com/office/word/2010/wordprocessingShape" mc:Ignorable="w14 w15 w16se w16cid w16 w16cex w16sdtdh w16sdtfl w16du wp14">
+<w:hdr xmlns:wpc="http://schemas.microsoft.com/office/word/2010/wordprocessingCanvas" xmlns:cx="http://schemas.microsoft.com/office/drawing/2014/chartex" xmlns:cx1="http://schemas.microsoft.com/office/drawing/2015/9/8/chartex" xmlns:cx2="http://schemas.microsoft.com/office/drawing/2015/10/21/chartex" xmlns:cx3="http://schemas.microsoft.com/office/drawing/2016/5/9/chartex" xmlns:cx4="http://schemas.microsoft.com/office/drawing/2016/5/10/chartex" xmlns:cx5="http://schemas.microsoft.com/office/drawing/2016/5/11/chartex" xmlns:cx6="http://schemas.microsoft.com/office/drawing/2016/5/12/chartex" xmlns:cx7="http://schemas.microsoft.com/office/drawing/2016/5/13/chartex" xmlns:cx8="http://schemas.microsoft.com/office/drawing/2016/5/14/chartex" xmlns:mc="http://schemas.openxmlformats.org/markup-compatibility/2006" xmlns:aink="http://schemas.microsoft.com/office/drawing/2016/ink" xmlns:am3d="http://schemas.microsoft.com/office/drawing/2017/model3d" xmlns:o="urn:schemas-microsoft-com:office:office" xmlns:oel="http://schemas.microsoft.com/office/2019/extlst" xmlns:r="http://schemas.openxmlformats.org/officeDocument/2006/relationships" xmlns:m="http://schemas.openxmlformats.org/officeDocument/2006/math" xmlns:v="urn:schemas-microsoft-com:vml" xmlns:wp14="http://schemas.microsoft.com/office/word/2010/wordprocessingDrawing" xmlns:wp="http://schemas.openxmlformats.org/drawingml/2006/wordprocessingDrawing" xmlns:w10="urn:schemas-microsoft-com:office:word" xmlns:w="http://schemas.openxmlformats.org/wordprocessingml/2006/main" xmlns:w14="http://schemas.microsoft.com/office/word/2010/wordml" xmlns:w15="http://schemas.microsoft.com/office/word/2012/wordml" xmlns:w16cei="http://schemas.microsoft.com/office/word/2026/wordml/cei" xmlns:w16cex="http://schemas.microsoft.com/office/word/2018/wordml/cex" xmlns:w16cid="http://schemas.microsoft.com/office/word/2016/wordml/cid" xmlns:w16="http://schemas.microsoft.com/office/word/2018/wordml" xmlns:w16du="http://schemas.microsoft.com/office/word/2023/wordml/word16du" xmlns:w16sdtdh="http://schemas.microsoft.com/office/word/2020/wordml/sdtdatahash" xmlns:w16sdtfl="http://schemas.microsoft.com/office/word/2024/wordml/sdtformatlock" xmlns:w16se="http://schemas.microsoft.com/office/word/2015/wordml/symex" xmlns:wpg="http://schemas.microsoft.com/office/word/2010/wordprocessingGroup" xmlns:wpi="http://schemas.microsoft.com/office/word/2010/wordprocessingInk" xmlns:wne="http://schemas.microsoft.com/office/word/2006/wordml" xmlns:wps="http://schemas.microsoft.com/office/word/2010/wordprocessingShape" mc:Ignorable="w14 w15 w16se w16cid w16 w16cex w16sdtdh w16sdtfl w16du wp14">
   <w:p>
     <w:pPr>
       <w:pStyle w:val="Encabezado"/>
@@ -3316,7 +3434,7 @@
 </file>
 
 <file path=word/header2.xml><?xml version="1.0" encoding="utf-8"?>
-<w:hdr xmlns:wpc="http://schemas.microsoft.com/office/word/2010/wordprocessingCanvas" xmlns:cx="http://schemas.microsoft.com/office/drawing/2014/chartex" xmlns:cx1="http://schemas.microsoft.com/office/drawing/2015/9/8/chartex" xmlns:cx2="http://schemas.microsoft.com/office/drawing/2015/10/21/chartex" xmlns:cx3="http://schemas.microsoft.com/office/drawing/2016/5/9/chartex" xmlns:cx4="http://schemas.microsoft.com/office/drawing/2016/5/10/chartex" xmlns:cx5="http://schemas.microsoft.com/office/drawing/2016/5/11/chartex" xmlns:cx6="http://schemas.microsoft.com/office/drawing/2016/5/12/chartex" xmlns:cx7="http://schemas.microsoft.com/office/drawing/2016/5/13/chartex" xmlns:cx8="http://schemas.microsoft.com/office/drawing/2016/5/14/chartex" xmlns:mc="http://schemas.openxmlformats.org/markup-compatibility/2006" xmlns:aink="http://schemas.microsoft.com/office/drawing/2016/ink" xmlns:am3d="http://schemas.microsoft.com/office/drawing/2017/model3d" xmlns:o="urn:schemas-microsoft-com:office:office" xmlns:oel="http://schemas.microsoft.com/office/2019/extlst" xmlns:r="http://schemas.openxmlformats.org/officeDocument/2006/relationships" xmlns:m="http://schemas.openxmlformats.org/officeDocument/2006/math" xmlns:v="urn:schemas-microsoft-com:vml" xmlns:wp14="http://schemas.microsoft.com/office/word/2010/wordprocessingDrawing" xmlns:wp="http://schemas.openxmlformats.org/drawingml/2006/wordprocessingDrawing" xmlns:w10="urn:schemas-microsoft-com:office:word" xmlns:w="http://schemas.openxmlformats.org/wordprocessingml/2006/main" xmlns:w14="http://schemas.microsoft.com/office/word/2010/wordml" xmlns:w15="http://schemas.microsoft.com/office/word/2012/wordml" xmlns:w16cex="http://schemas.microsoft.com/office/word/2018/wordml/cex" xmlns:w16cid="http://schemas.microsoft.com/office/word/2016/wordml/cid" xmlns:w16="http://schemas.microsoft.com/office/word/2018/wordml" xmlns:w16du="http://schemas.microsoft.com/office/word/2023/wordml/word16du" xmlns:w16sdtdh="http://schemas.microsoft.com/office/word/2020/wordml/sdtdatahash" xmlns:w16sdtfl="http://schemas.microsoft.com/office/word/2024/wordml/sdtformatlock" xmlns:w16se="http://schemas.microsoft.com/office/word/2015/wordml/symex" xmlns:wpg="http://schemas.microsoft.com/office/word/2010/wordprocessingGroup" xmlns:wpi="http://schemas.microsoft.com/office/word/2010/wordprocessingInk" xmlns:wne="http://schemas.microsoft.com/office/word/2006/wordml" xmlns:wps="http://schemas.microsoft.com/office/word/2010/wordprocessingShape" mc:Ignorable="w14 w15 w16se w16cid w16 w16cex w16sdtdh w16sdtfl w16du wp14">
+<w:hdr xmlns:wpc="http://schemas.microsoft.com/office/word/2010/wordprocessingCanvas" xmlns:cx="http://schemas.microsoft.com/office/drawing/2014/chartex" xmlns:cx1="http://schemas.microsoft.com/office/drawing/2015/9/8/chartex" xmlns:cx2="http://schemas.microsoft.com/office/drawing/2015/10/21/chartex" xmlns:cx3="http://schemas.microsoft.com/office/drawing/2016/5/9/chartex" xmlns:cx4="http://schemas.microsoft.com/office/drawing/2016/5/10/chartex" xmlns:cx5="http://schemas.microsoft.com/office/drawing/2016/5/11/chartex" xmlns:cx6="http://schemas.microsoft.com/office/drawing/2016/5/12/chartex" xmlns:cx7="http://schemas.microsoft.com/office/drawing/2016/5/13/chartex" xmlns:cx8="http://schemas.microsoft.com/office/drawing/2016/5/14/chartex" xmlns:mc="http://schemas.openxmlformats.org/markup-compatibility/2006" xmlns:aink="http://schemas.microsoft.com/office/drawing/2016/ink" xmlns:am3d="http://schemas.microsoft.com/office/drawing/2017/model3d" xmlns:o="urn:schemas-microsoft-com:office:office" xmlns:oel="http://schemas.microsoft.com/office/2019/extlst" xmlns:r="http://schemas.openxmlformats.org/officeDocument/2006/relationships" xmlns:m="http://schemas.openxmlformats.org/officeDocument/2006/math" xmlns:v="urn:schemas-microsoft-com:vml" xmlns:wp14="http://schemas.microsoft.com/office/word/2010/wordprocessingDrawing" xmlns:wp="http://schemas.openxmlformats.org/drawingml/2006/wordprocessingDrawing" xmlns:w10="urn:schemas-microsoft-com:office:word" xmlns:w="http://schemas.openxmlformats.org/wordprocessingml/2006/main" xmlns:w14="http://schemas.microsoft.com/office/word/2010/wordml" xmlns:w15="http://schemas.microsoft.com/office/word/2012/wordml" xmlns:w16cei="http://schemas.microsoft.com/office/word/2026/wordml/cei" xmlns:w16cex="http://schemas.microsoft.com/office/word/2018/wordml/cex" xmlns:w16cid="http://schemas.microsoft.com/office/word/2016/wordml/cid" xmlns:w16="http://schemas.microsoft.com/office/word/2018/wordml" xmlns:w16du="http://schemas.microsoft.com/office/word/2023/wordml/word16du" xmlns:w16sdtdh="http://schemas.microsoft.com/office/word/2020/wordml/sdtdatahash" xmlns:w16sdtfl="http://schemas.microsoft.com/office/word/2024/wordml/sdtformatlock" xmlns:w16se="http://schemas.microsoft.com/office/word/2015/wordml/symex" xmlns:wpg="http://schemas.microsoft.com/office/word/2010/wordprocessingGroup" xmlns:wpi="http://schemas.microsoft.com/office/word/2010/wordprocessingInk" xmlns:wne="http://schemas.microsoft.com/office/word/2006/wordml" xmlns:wps="http://schemas.microsoft.com/office/word/2010/wordprocessingShape" mc:Ignorable="w14 w15 w16se w16cid w16 w16cex w16sdtdh w16sdtfl w16du wp14">
   <w:p>
     <w:pPr>
       <w:pStyle w:val="Encabezado"/>
@@ -3327,7 +3445,7 @@
 </file>
 
 <file path=word/numbering.xml><?xml version="1.0" encoding="utf-8"?>
-<w:numbering xmlns:wpc="http://schemas.microsoft.com/office/word/2010/wordprocessingCanvas" xmlns:cx="http://schemas.microsoft.com/office/drawing/2014/chartex" xmlns:cx1="http://schemas.microsoft.com/office/drawing/2015/9/8/chartex" xmlns:cx2="http://schemas.microsoft.com/office/drawing/2015/10/21/chartex" xmlns:cx3="http://schemas.microsoft.com/office/drawing/2016/5/9/chartex" xmlns:cx4="http://schemas.microsoft.com/office/drawing/2016/5/10/chartex" xmlns:cx5="http://schemas.microsoft.com/office/drawing/2016/5/11/chartex" xmlns:cx6="http://schemas.microsoft.com/office/drawing/2016/5/12/chartex" xmlns:cx7="http://schemas.microsoft.com/office/drawing/2016/5/13/chartex" xmlns:cx8="http://schemas.microsoft.com/office/drawing/2016/5/14/chartex" xmlns:mc="http://schemas.openxmlformats.org/markup-compatibility/2006" xmlns:aink="http://schemas.microsoft.com/office/drawing/2016/ink" xmlns:am3d="http://schemas.microsoft.com/office/drawing/2017/model3d" xmlns:o="urn:schemas-microsoft-com:office:office" xmlns:oel="http://schemas.microsoft.com/office/2019/extlst" xmlns:r="http://schemas.openxmlformats.org/officeDocument/2006/relationships" xmlns:m="http://schemas.openxmlformats.org/officeDocument/2006/math" xmlns:v="urn:schemas-microsoft-com:vml" xmlns:wp14="http://schemas.microsoft.com/office/word/2010/wordprocessingDrawing" xmlns:wp="http://schemas.openxmlformats.org/drawingml/2006/wordprocessingDrawing" xmlns:w10="urn:schemas-microsoft-com:office:word" xmlns:w="http://schemas.openxmlformats.org/wordprocessingml/2006/main" xmlns:w14="http://schemas.microsoft.com/office/word/2010/wordml" xmlns:w15="http://schemas.microsoft.com/office/word/2012/wordml" xmlns:w16cex="http://schemas.microsoft.com/office/word/2018/wordml/cex" xmlns:w16cid="http://schemas.microsoft.com/office/word/2016/wordml/cid" xmlns:w16="http://schemas.microsoft.com/office/word/2018/wordml" xmlns:w16du="http://schemas.microsoft.com/office/word/2023/wordml/word16du" xmlns:w16sdtdh="http://schemas.microsoft.com/office/word/2020/wordml/sdtdatahash" xmlns:w16sdtfl="http://schemas.microsoft.com/office/word/2024/wordml/sdtformatlock" xmlns:w16se="http://schemas.microsoft.com/office/word/2015/wordml/symex" xmlns:wpg="http://schemas.microsoft.com/office/word/2010/wordprocessingGroup" xmlns:wpi="http://schemas.microsoft.com/office/word/2010/wordprocessingInk" xmlns:wne="http://schemas.microsoft.com/office/word/2006/wordml" xmlns:wps="http://schemas.microsoft.com/office/word/2010/wordprocessingShape" mc:Ignorable="w14 w15 w16se w16cid w16 w16cex w16sdtdh w16sdtfl w16du wp14">
+<w:numbering xmlns:wpc="http://schemas.microsoft.com/office/word/2010/wordprocessingCanvas" xmlns:cx="http://schemas.microsoft.com/office/drawing/2014/chartex" xmlns:cx1="http://schemas.microsoft.com/office/drawing/2015/9/8/chartex" xmlns:cx2="http://schemas.microsoft.com/office/drawing/2015/10/21/chartex" xmlns:cx3="http://schemas.microsoft.com/office/drawing/2016/5/9/chartex" xmlns:cx4="http://schemas.microsoft.com/office/drawing/2016/5/10/chartex" xmlns:cx5="http://schemas.microsoft.com/office/drawing/2016/5/11/chartex" xmlns:cx6="http://schemas.microsoft.com/office/drawing/2016/5/12/chartex" xmlns:cx7="http://schemas.microsoft.com/office/drawing/2016/5/13/chartex" xmlns:cx8="http://schemas.microsoft.com/office/drawing/2016/5/14/chartex" xmlns:mc="http://schemas.openxmlformats.org/markup-compatibility/2006" xmlns:aink="http://schemas.microsoft.com/office/drawing/2016/ink" xmlns:am3d="http://schemas.microsoft.com/office/drawing/2017/model3d" xmlns:o="urn:schemas-microsoft-com:office:office" xmlns:oel="http://schemas.microsoft.com/office/2019/extlst" xmlns:r="http://schemas.openxmlformats.org/officeDocument/2006/relationships" xmlns:m="http://schemas.openxmlformats.org/officeDocument/2006/math" xmlns:v="urn:schemas-microsoft-com:vml" xmlns:wp14="http://schemas.microsoft.com/office/word/2010/wordprocessingDrawing" xmlns:wp="http://schemas.openxmlformats.org/drawingml/2006/wordprocessingDrawing" xmlns:w10="urn:schemas-microsoft-com:office:word" xmlns:w="http://schemas.openxmlformats.org/wordprocessingml/2006/main" xmlns:w14="http://schemas.microsoft.com/office/word/2010/wordml" xmlns:w15="http://schemas.microsoft.com/office/word/2012/wordml" xmlns:w16cei="http://schemas.microsoft.com/office/word/2026/wordml/cei" xmlns:w16cex="http://schemas.microsoft.com/office/word/2018/wordml/cex" xmlns:w16cid="http://schemas.microsoft.com/office/word/2016/wordml/cid" xmlns:w16="http://schemas.microsoft.com/office/word/2018/wordml" xmlns:w16du="http://schemas.microsoft.com/office/word/2023/wordml/word16du" xmlns:w16sdtdh="http://schemas.microsoft.com/office/word/2020/wordml/sdtdatahash" xmlns:w16sdtfl="http://schemas.microsoft.com/office/word/2024/wordml/sdtformatlock" xmlns:w16se="http://schemas.microsoft.com/office/word/2015/wordml/symex" xmlns:wpg="http://schemas.microsoft.com/office/word/2010/wordprocessingGroup" xmlns:wpi="http://schemas.microsoft.com/office/word/2010/wordprocessingInk" xmlns:wne="http://schemas.microsoft.com/office/word/2006/wordml" xmlns:wps="http://schemas.microsoft.com/office/word/2010/wordprocessingShape" mc:Ignorable="w14 w15 w16se w16cid w16 w16cex w16sdtdh w16sdtfl w16du wp14">
   <w:abstractNum w:abstractNumId="0" w15:restartNumberingAfterBreak="0">
     <w:nsid w:val="090D74BE"/>
     <w:multiLevelType w:val="singleLevel"/>
@@ -3779,6 +3897,119 @@
     </w:lvl>
   </w:abstractNum>
   <w:abstractNum w:abstractNumId="5" w15:restartNumberingAfterBreak="0">
+    <w:nsid w:val="186C0FDC"/>
+    <w:multiLevelType w:val="hybridMultilevel"/>
+    <w:tmpl w:val="5D282054"/>
+    <w:lvl w:ilvl="0" w:tplc="080A0001">
+      <w:start w:val="1"/>
+      <w:numFmt w:val="bullet"/>
+      <w:lvlText w:val=""/>
+      <w:lvlJc w:val="left"/>
+      <w:pPr>
+        <w:ind w:left="360" w:hanging="360"/>
+      </w:pPr>
+      <w:rPr>
+        <w:rFonts w:ascii="Symbol" w:hAnsi="Symbol" w:hint="default"/>
+      </w:rPr>
+    </w:lvl>
+    <w:lvl w:ilvl="1" w:tplc="080A0003" w:tentative="1">
+      <w:start w:val="1"/>
+      <w:numFmt w:val="bullet"/>
+      <w:lvlText w:val="o"/>
+      <w:lvlJc w:val="left"/>
+      <w:pPr>
+        <w:ind w:left="1080" w:hanging="360"/>
+      </w:pPr>
+      <w:rPr>
+        <w:rFonts w:ascii="Courier New" w:hAnsi="Courier New" w:cs="Courier New" w:hint="default"/>
+      </w:rPr>
+    </w:lvl>
+    <w:lvl w:ilvl="2" w:tplc="080A0005" w:tentative="1">
+      <w:start w:val="1"/>
+      <w:numFmt w:val="bullet"/>
+      <w:lvlText w:val=""/>
+      <w:lvlJc w:val="left"/>
+      <w:pPr>
+        <w:ind w:left="1800" w:hanging="360"/>
+      </w:pPr>
+      <w:rPr>
+        <w:rFonts w:ascii="Wingdings" w:hAnsi="Wingdings" w:hint="default"/>
+      </w:rPr>
+    </w:lvl>
+    <w:lvl w:ilvl="3" w:tplc="080A0001" w:tentative="1">
+      <w:start w:val="1"/>
+      <w:numFmt w:val="bullet"/>
+      <w:lvlText w:val=""/>
+      <w:lvlJc w:val="left"/>
+      <w:pPr>
+        <w:ind w:left="2520" w:hanging="360"/>
+      </w:pPr>
+      <w:rPr>
+        <w:rFonts w:ascii="Symbol" w:hAnsi="Symbol" w:hint="default"/>
+      </w:rPr>
+    </w:lvl>
+    <w:lvl w:ilvl="4" w:tplc="080A0003" w:tentative="1">
+      <w:start w:val="1"/>
+      <w:numFmt w:val="bullet"/>
+      <w:lvlText w:val="o"/>
+      <w:lvlJc w:val="left"/>
+      <w:pPr>
+        <w:ind w:left="3240" w:hanging="360"/>
+      </w:pPr>
+      <w:rPr>
+        <w:rFonts w:ascii="Courier New" w:hAnsi="Courier New" w:cs="Courier New" w:hint="default"/>
+      </w:rPr>
+    </w:lvl>
+    <w:lvl w:ilvl="5" w:tplc="080A0005" w:tentative="1">
+      <w:start w:val="1"/>
+      <w:numFmt w:val="bullet"/>
+      <w:lvlText w:val=""/>
+      <w:lvlJc w:val="left"/>
+      <w:pPr>
+        <w:ind w:left="3960" w:hanging="360"/>
+      </w:pPr>
+      <w:rPr>
+        <w:rFonts w:ascii="Wingdings" w:hAnsi="Wingdings" w:hint="default"/>
+      </w:rPr>
+    </w:lvl>
+    <w:lvl w:ilvl="6" w:tplc="080A0001" w:tentative="1">
+      <w:start w:val="1"/>
+      <w:numFmt w:val="bullet"/>
+      <w:lvlText w:val=""/>
+      <w:lvlJc w:val="left"/>
+      <w:pPr>
+        <w:ind w:left="4680" w:hanging="360"/>
+      </w:pPr>
+      <w:rPr>
+        <w:rFonts w:ascii="Symbol" w:hAnsi="Symbol" w:hint="default"/>
+      </w:rPr>
+    </w:lvl>
+    <w:lvl w:ilvl="7" w:tplc="080A0003" w:tentative="1">
+      <w:start w:val="1"/>
+      <w:numFmt w:val="bullet"/>
+      <w:lvlText w:val="o"/>
+      <w:lvlJc w:val="left"/>
+      <w:pPr>
+        <w:ind w:left="5400" w:hanging="360"/>
+      </w:pPr>
+      <w:rPr>
+        <w:rFonts w:ascii="Courier New" w:hAnsi="Courier New" w:cs="Courier New" w:hint="default"/>
+      </w:rPr>
+    </w:lvl>
+    <w:lvl w:ilvl="8" w:tplc="080A0005" w:tentative="1">
+      <w:start w:val="1"/>
+      <w:numFmt w:val="bullet"/>
+      <w:lvlText w:val=""/>
+      <w:lvlJc w:val="left"/>
+      <w:pPr>
+        <w:ind w:left="6120" w:hanging="360"/>
+      </w:pPr>
+      <w:rPr>
+        <w:rFonts w:ascii="Wingdings" w:hAnsi="Wingdings" w:hint="default"/>
+      </w:rPr>
+    </w:lvl>
+  </w:abstractNum>
+  <w:abstractNum w:abstractNumId="6" w15:restartNumberingAfterBreak="0">
     <w:nsid w:val="1D921B2A"/>
     <w:multiLevelType w:val="hybridMultilevel"/>
     <w:tmpl w:val="56DEFC9E"/>
@@ -3867,7 +4098,7 @@
       </w:pPr>
     </w:lvl>
   </w:abstractNum>
-  <w:abstractNum w:abstractNumId="6" w15:restartNumberingAfterBreak="0">
+  <w:abstractNum w:abstractNumId="7" w15:restartNumberingAfterBreak="0">
     <w:nsid w:val="215A3D70"/>
     <w:multiLevelType w:val="hybridMultilevel"/>
     <w:tmpl w:val="75F80E60"/>
@@ -3980,7 +4211,7 @@
       </w:rPr>
     </w:lvl>
   </w:abstractNum>
-  <w:abstractNum w:abstractNumId="7" w15:restartNumberingAfterBreak="0">
+  <w:abstractNum w:abstractNumId="8" w15:restartNumberingAfterBreak="0">
     <w:nsid w:val="21F90499"/>
     <w:multiLevelType w:val="hybridMultilevel"/>
     <w:tmpl w:val="18A006EC"/>
@@ -4093,7 +4324,7 @@
       </w:rPr>
     </w:lvl>
   </w:abstractNum>
-  <w:abstractNum w:abstractNumId="8" w15:restartNumberingAfterBreak="0">
+  <w:abstractNum w:abstractNumId="9" w15:restartNumberingAfterBreak="0">
     <w:nsid w:val="29902A33"/>
     <w:multiLevelType w:val="hybridMultilevel"/>
     <w:tmpl w:val="59940DA2"/>
@@ -4233,7 +4464,7 @@
       </w:rPr>
     </w:lvl>
   </w:abstractNum>
-  <w:abstractNum w:abstractNumId="9" w15:restartNumberingAfterBreak="0">
+  <w:abstractNum w:abstractNumId="10" w15:restartNumberingAfterBreak="0">
     <w:nsid w:val="2A7D3D82"/>
     <w:multiLevelType w:val="hybridMultilevel"/>
     <w:tmpl w:val="1D8AB7C6"/>
@@ -4373,7 +4604,7 @@
       </w:rPr>
     </w:lvl>
   </w:abstractNum>
-  <w:abstractNum w:abstractNumId="10" w15:restartNumberingAfterBreak="0">
+  <w:abstractNum w:abstractNumId="11" w15:restartNumberingAfterBreak="0">
     <w:nsid w:val="2FA3322B"/>
     <w:multiLevelType w:val="singleLevel"/>
     <w:tmpl w:val="0C0A0001"/>
@@ -4393,7 +4624,7 @@
       </w:rPr>
     </w:lvl>
   </w:abstractNum>
-  <w:abstractNum w:abstractNumId="11" w15:restartNumberingAfterBreak="0">
+  <w:abstractNum w:abstractNumId="12" w15:restartNumberingAfterBreak="0">
     <w:nsid w:val="30CC3FF2"/>
     <w:multiLevelType w:val="hybridMultilevel"/>
     <w:tmpl w:val="D5DACAF8"/>
@@ -4506,7 +4737,120 @@
       </w:rPr>
     </w:lvl>
   </w:abstractNum>
-  <w:abstractNum w:abstractNumId="12" w15:restartNumberingAfterBreak="0">
+  <w:abstractNum w:abstractNumId="13" w15:restartNumberingAfterBreak="0">
+    <w:nsid w:val="36B44925"/>
+    <w:multiLevelType w:val="hybridMultilevel"/>
+    <w:tmpl w:val="AF388524"/>
+    <w:lvl w:ilvl="0" w:tplc="080A0001">
+      <w:start w:val="1"/>
+      <w:numFmt w:val="bullet"/>
+      <w:lvlText w:val=""/>
+      <w:lvlJc w:val="left"/>
+      <w:pPr>
+        <w:ind w:left="360" w:hanging="360"/>
+      </w:pPr>
+      <w:rPr>
+        <w:rFonts w:ascii="Symbol" w:hAnsi="Symbol" w:hint="default"/>
+      </w:rPr>
+    </w:lvl>
+    <w:lvl w:ilvl="1" w:tplc="080A0003" w:tentative="1">
+      <w:start w:val="1"/>
+      <w:numFmt w:val="bullet"/>
+      <w:lvlText w:val="o"/>
+      <w:lvlJc w:val="left"/>
+      <w:pPr>
+        <w:ind w:left="1080" w:hanging="360"/>
+      </w:pPr>
+      <w:rPr>
+        <w:rFonts w:ascii="Courier New" w:hAnsi="Courier New" w:cs="Courier New" w:hint="default"/>
+      </w:rPr>
+    </w:lvl>
+    <w:lvl w:ilvl="2" w:tplc="080A0005" w:tentative="1">
+      <w:start w:val="1"/>
+      <w:numFmt w:val="bullet"/>
+      <w:lvlText w:val=""/>
+      <w:lvlJc w:val="left"/>
+      <w:pPr>
+        <w:ind w:left="1800" w:hanging="360"/>
+      </w:pPr>
+      <w:rPr>
+        <w:rFonts w:ascii="Wingdings" w:hAnsi="Wingdings" w:hint="default"/>
+      </w:rPr>
+    </w:lvl>
+    <w:lvl w:ilvl="3" w:tplc="080A0001" w:tentative="1">
+      <w:start w:val="1"/>
+      <w:numFmt w:val="bullet"/>
+      <w:lvlText w:val=""/>
+      <w:lvlJc w:val="left"/>
+      <w:pPr>
+        <w:ind w:left="2520" w:hanging="360"/>
+      </w:pPr>
+      <w:rPr>
+        <w:rFonts w:ascii="Symbol" w:hAnsi="Symbol" w:hint="default"/>
+      </w:rPr>
+    </w:lvl>
+    <w:lvl w:ilvl="4" w:tplc="080A0003" w:tentative="1">
+      <w:start w:val="1"/>
+      <w:numFmt w:val="bullet"/>
+      <w:lvlText w:val="o"/>
+      <w:lvlJc w:val="left"/>
+      <w:pPr>
+        <w:ind w:left="3240" w:hanging="360"/>
+      </w:pPr>
+      <w:rPr>
+        <w:rFonts w:ascii="Courier New" w:hAnsi="Courier New" w:cs="Courier New" w:hint="default"/>
+      </w:rPr>
+    </w:lvl>
+    <w:lvl w:ilvl="5" w:tplc="080A0005" w:tentative="1">
+      <w:start w:val="1"/>
+      <w:numFmt w:val="bullet"/>
+      <w:lvlText w:val=""/>
+      <w:lvlJc w:val="left"/>
+      <w:pPr>
+        <w:ind w:left="3960" w:hanging="360"/>
+      </w:pPr>
+      <w:rPr>
+        <w:rFonts w:ascii="Wingdings" w:hAnsi="Wingdings" w:hint="default"/>
+      </w:rPr>
+    </w:lvl>
+    <w:lvl w:ilvl="6" w:tplc="080A0001" w:tentative="1">
+      <w:start w:val="1"/>
+      <w:numFmt w:val="bullet"/>
+      <w:lvlText w:val=""/>
+      <w:lvlJc w:val="left"/>
+      <w:pPr>
+        <w:ind w:left="4680" w:hanging="360"/>
+      </w:pPr>
+      <w:rPr>
+        <w:rFonts w:ascii="Symbol" w:hAnsi="Symbol" w:hint="default"/>
+      </w:rPr>
+    </w:lvl>
+    <w:lvl w:ilvl="7" w:tplc="080A0003" w:tentative="1">
+      <w:start w:val="1"/>
+      <w:numFmt w:val="bullet"/>
+      <w:lvlText w:val="o"/>
+      <w:lvlJc w:val="left"/>
+      <w:pPr>
+        <w:ind w:left="5400" w:hanging="360"/>
+      </w:pPr>
+      <w:rPr>
+        <w:rFonts w:ascii="Courier New" w:hAnsi="Courier New" w:cs="Courier New" w:hint="default"/>
+      </w:rPr>
+    </w:lvl>
+    <w:lvl w:ilvl="8" w:tplc="080A0005" w:tentative="1">
+      <w:start w:val="1"/>
+      <w:numFmt w:val="bullet"/>
+      <w:lvlText w:val=""/>
+      <w:lvlJc w:val="left"/>
+      <w:pPr>
+        <w:ind w:left="6120" w:hanging="360"/>
+      </w:pPr>
+      <w:rPr>
+        <w:rFonts w:ascii="Wingdings" w:hAnsi="Wingdings" w:hint="default"/>
+      </w:rPr>
+    </w:lvl>
+  </w:abstractNum>
+  <w:abstractNum w:abstractNumId="14" w15:restartNumberingAfterBreak="0">
     <w:nsid w:val="38166CAD"/>
     <w:multiLevelType w:val="hybridMultilevel"/>
     <w:tmpl w:val="D56E75F4"/>
@@ -4619,7 +4963,7 @@
       </w:rPr>
     </w:lvl>
   </w:abstractNum>
-  <w:abstractNum w:abstractNumId="13" w15:restartNumberingAfterBreak="0">
+  <w:abstractNum w:abstractNumId="15" w15:restartNumberingAfterBreak="0">
     <w:nsid w:val="44CF06C0"/>
     <w:multiLevelType w:val="hybridMultilevel"/>
     <w:tmpl w:val="24A2CD56"/>
@@ -4732,7 +5076,7 @@
       </w:rPr>
     </w:lvl>
   </w:abstractNum>
-  <w:abstractNum w:abstractNumId="14" w15:restartNumberingAfterBreak="0">
+  <w:abstractNum w:abstractNumId="16" w15:restartNumberingAfterBreak="0">
     <w:nsid w:val="45604632"/>
     <w:multiLevelType w:val="hybridMultilevel"/>
     <w:tmpl w:val="4D28519C"/>
@@ -4845,7 +5189,7 @@
       </w:rPr>
     </w:lvl>
   </w:abstractNum>
-  <w:abstractNum w:abstractNumId="15" w15:restartNumberingAfterBreak="0">
+  <w:abstractNum w:abstractNumId="17" w15:restartNumberingAfterBreak="0">
     <w:nsid w:val="5281782B"/>
     <w:multiLevelType w:val="hybridMultilevel"/>
     <w:tmpl w:val="A07C58DC"/>
@@ -4958,7 +5302,7 @@
       </w:rPr>
     </w:lvl>
   </w:abstractNum>
-  <w:abstractNum w:abstractNumId="16" w15:restartNumberingAfterBreak="0">
+  <w:abstractNum w:abstractNumId="18" w15:restartNumberingAfterBreak="0">
     <w:nsid w:val="55AC5E49"/>
     <w:multiLevelType w:val="hybridMultilevel"/>
     <w:tmpl w:val="C4F22FD0"/>
@@ -5071,7 +5415,7 @@
       </w:rPr>
     </w:lvl>
   </w:abstractNum>
-  <w:abstractNum w:abstractNumId="17" w15:restartNumberingAfterBreak="0">
+  <w:abstractNum w:abstractNumId="19" w15:restartNumberingAfterBreak="0">
     <w:nsid w:val="5ABD513D"/>
     <w:multiLevelType w:val="hybridMultilevel"/>
     <w:tmpl w:val="013E1BCA"/>
@@ -5187,7 +5531,120 @@
       </w:pPr>
     </w:lvl>
   </w:abstractNum>
-  <w:abstractNum w:abstractNumId="18" w15:restartNumberingAfterBreak="0">
+  <w:abstractNum w:abstractNumId="20" w15:restartNumberingAfterBreak="0">
+    <w:nsid w:val="6B415DB0"/>
+    <w:multiLevelType w:val="hybridMultilevel"/>
+    <w:tmpl w:val="C73A86B2"/>
+    <w:lvl w:ilvl="0" w:tplc="080A0001">
+      <w:start w:val="1"/>
+      <w:numFmt w:val="bullet"/>
+      <w:lvlText w:val=""/>
+      <w:lvlJc w:val="left"/>
+      <w:pPr>
+        <w:ind w:left="2140" w:hanging="360"/>
+      </w:pPr>
+      <w:rPr>
+        <w:rFonts w:ascii="Symbol" w:hAnsi="Symbol" w:hint="default"/>
+      </w:rPr>
+    </w:lvl>
+    <w:lvl w:ilvl="1" w:tplc="080A0003" w:tentative="1">
+      <w:start w:val="1"/>
+      <w:numFmt w:val="bullet"/>
+      <w:lvlText w:val="o"/>
+      <w:lvlJc w:val="left"/>
+      <w:pPr>
+        <w:ind w:left="2860" w:hanging="360"/>
+      </w:pPr>
+      <w:rPr>
+        <w:rFonts w:ascii="Courier New" w:hAnsi="Courier New" w:cs="Courier New" w:hint="default"/>
+      </w:rPr>
+    </w:lvl>
+    <w:lvl w:ilvl="2" w:tplc="080A0005" w:tentative="1">
+      <w:start w:val="1"/>
+      <w:numFmt w:val="bullet"/>
+      <w:lvlText w:val=""/>
+      <w:lvlJc w:val="left"/>
+      <w:pPr>
+        <w:ind w:left="3580" w:hanging="360"/>
+      </w:pPr>
+      <w:rPr>
+        <w:rFonts w:ascii="Wingdings" w:hAnsi="Wingdings" w:hint="default"/>
+      </w:rPr>
+    </w:lvl>
+    <w:lvl w:ilvl="3" w:tplc="080A0001" w:tentative="1">
+      <w:start w:val="1"/>
+      <w:numFmt w:val="bullet"/>
+      <w:lvlText w:val=""/>
+      <w:lvlJc w:val="left"/>
+      <w:pPr>
+        <w:ind w:left="4300" w:hanging="360"/>
+      </w:pPr>
+      <w:rPr>
+        <w:rFonts w:ascii="Symbol" w:hAnsi="Symbol" w:hint="default"/>
+      </w:rPr>
+    </w:lvl>
+    <w:lvl w:ilvl="4" w:tplc="080A0003" w:tentative="1">
+      <w:start w:val="1"/>
+      <w:numFmt w:val="bullet"/>
+      <w:lvlText w:val="o"/>
+      <w:lvlJc w:val="left"/>
+      <w:pPr>
+        <w:ind w:left="5020" w:hanging="360"/>
+      </w:pPr>
+      <w:rPr>
+        <w:rFonts w:ascii="Courier New" w:hAnsi="Courier New" w:cs="Courier New" w:hint="default"/>
+      </w:rPr>
+    </w:lvl>
+    <w:lvl w:ilvl="5" w:tplc="080A0005" w:tentative="1">
+      <w:start w:val="1"/>
+      <w:numFmt w:val="bullet"/>
+      <w:lvlText w:val=""/>
+      <w:lvlJc w:val="left"/>
+      <w:pPr>
+        <w:ind w:left="5740" w:hanging="360"/>
+      </w:pPr>
+      <w:rPr>
+        <w:rFonts w:ascii="Wingdings" w:hAnsi="Wingdings" w:hint="default"/>
+      </w:rPr>
+    </w:lvl>
+    <w:lvl w:ilvl="6" w:tplc="080A0001" w:tentative="1">
+      <w:start w:val="1"/>
+      <w:numFmt w:val="bullet"/>
+      <w:lvlText w:val=""/>
+      <w:lvlJc w:val="left"/>
+      <w:pPr>
+        <w:ind w:left="6460" w:hanging="360"/>
+      </w:pPr>
+      <w:rPr>
+        <w:rFonts w:ascii="Symbol" w:hAnsi="Symbol" w:hint="default"/>
+      </w:rPr>
+    </w:lvl>
+    <w:lvl w:ilvl="7" w:tplc="080A0003" w:tentative="1">
+      <w:start w:val="1"/>
+      <w:numFmt w:val="bullet"/>
+      <w:lvlText w:val="o"/>
+      <w:lvlJc w:val="left"/>
+      <w:pPr>
+        <w:ind w:left="7180" w:hanging="360"/>
+      </w:pPr>
+      <w:rPr>
+        <w:rFonts w:ascii="Courier New" w:hAnsi="Courier New" w:cs="Courier New" w:hint="default"/>
+      </w:rPr>
+    </w:lvl>
+    <w:lvl w:ilvl="8" w:tplc="080A0005" w:tentative="1">
+      <w:start w:val="1"/>
+      <w:numFmt w:val="bullet"/>
+      <w:lvlText w:val=""/>
+      <w:lvlJc w:val="left"/>
+      <w:pPr>
+        <w:ind w:left="7900" w:hanging="360"/>
+      </w:pPr>
+      <w:rPr>
+        <w:rFonts w:ascii="Wingdings" w:hAnsi="Wingdings" w:hint="default"/>
+      </w:rPr>
+    </w:lvl>
+  </w:abstractNum>
+  <w:abstractNum w:abstractNumId="21" w15:restartNumberingAfterBreak="0">
     <w:nsid w:val="6C403448"/>
     <w:multiLevelType w:val="hybridMultilevel"/>
     <w:tmpl w:val="CA664C60"/>
@@ -5273,7 +5730,7 @@
       </w:pPr>
     </w:lvl>
   </w:abstractNum>
-  <w:abstractNum w:abstractNumId="19" w15:restartNumberingAfterBreak="0">
+  <w:abstractNum w:abstractNumId="22" w15:restartNumberingAfterBreak="0">
     <w:nsid w:val="6CC03D76"/>
     <w:multiLevelType w:val="hybridMultilevel"/>
     <w:tmpl w:val="0E287128"/>
@@ -5362,7 +5819,7 @@
       </w:pPr>
     </w:lvl>
   </w:abstractNum>
-  <w:abstractNum w:abstractNumId="20" w15:restartNumberingAfterBreak="0">
+  <w:abstractNum w:abstractNumId="23" w15:restartNumberingAfterBreak="0">
     <w:nsid w:val="7A9E4D92"/>
     <w:multiLevelType w:val="hybridMultilevel"/>
     <w:tmpl w:val="054A299E"/>
@@ -5482,31 +5939,31 @@
     </w:lvl>
   </w:abstractNum>
   <w:num w:numId="1" w16cid:durableId="2056343356">
+    <w:abstractNumId w:val="11"/>
+  </w:num>
+  <w:num w:numId="2" w16cid:durableId="613949784">
     <w:abstractNumId w:val="10"/>
   </w:num>
-  <w:num w:numId="2" w16cid:durableId="613949784">
+  <w:num w:numId="3" w16cid:durableId="731974636">
     <w:abstractNumId w:val="9"/>
   </w:num>
-  <w:num w:numId="3" w16cid:durableId="731974636">
-    <w:abstractNumId w:val="8"/>
-  </w:num>
   <w:num w:numId="4" w16cid:durableId="1695498423">
-    <w:abstractNumId w:val="20"/>
+    <w:abstractNumId w:val="23"/>
   </w:num>
   <w:num w:numId="5" w16cid:durableId="1359118273">
-    <w:abstractNumId w:val="17"/>
+    <w:abstractNumId w:val="19"/>
   </w:num>
   <w:num w:numId="6" w16cid:durableId="471291239">
     <w:abstractNumId w:val="3"/>
   </w:num>
   <w:num w:numId="7" w16cid:durableId="679623137">
-    <w:abstractNumId w:val="12"/>
+    <w:abstractNumId w:val="14"/>
   </w:num>
   <w:num w:numId="8" w16cid:durableId="640886091">
-    <w:abstractNumId w:val="16"/>
+    <w:abstractNumId w:val="18"/>
   </w:num>
   <w:num w:numId="9" w16cid:durableId="2100980060">
-    <w:abstractNumId w:val="7"/>
+    <w:abstractNumId w:val="8"/>
   </w:num>
   <w:num w:numId="10" w16cid:durableId="943220984">
     <w:abstractNumId w:val="0"/>
@@ -5515,34 +5972,43 @@
     <w:abstractNumId w:val="4"/>
   </w:num>
   <w:num w:numId="12" w16cid:durableId="1474639810">
-    <w:abstractNumId w:val="13"/>
+    <w:abstractNumId w:val="15"/>
   </w:num>
   <w:num w:numId="13" w16cid:durableId="1968704142">
-    <w:abstractNumId w:val="11"/>
+    <w:abstractNumId w:val="12"/>
   </w:num>
   <w:num w:numId="14" w16cid:durableId="438724095">
-    <w:abstractNumId w:val="5"/>
+    <w:abstractNumId w:val="6"/>
   </w:num>
   <w:num w:numId="15" w16cid:durableId="43414333">
-    <w:abstractNumId w:val="19"/>
+    <w:abstractNumId w:val="22"/>
   </w:num>
   <w:num w:numId="16" w16cid:durableId="572786799">
     <w:abstractNumId w:val="2"/>
   </w:num>
   <w:num w:numId="17" w16cid:durableId="1349212916">
-    <w:abstractNumId w:val="18"/>
+    <w:abstractNumId w:val="21"/>
   </w:num>
   <w:num w:numId="18" w16cid:durableId="1018654852">
     <w:abstractNumId w:val="1"/>
   </w:num>
   <w:num w:numId="19" w16cid:durableId="2019381891">
-    <w:abstractNumId w:val="14"/>
+    <w:abstractNumId w:val="16"/>
   </w:num>
   <w:num w:numId="20" w16cid:durableId="662203073">
-    <w:abstractNumId w:val="6"/>
+    <w:abstractNumId w:val="7"/>
   </w:num>
   <w:num w:numId="21" w16cid:durableId="1297174354">
-    <w:abstractNumId w:val="15"/>
+    <w:abstractNumId w:val="17"/>
+  </w:num>
+  <w:num w:numId="22" w16cid:durableId="307904345">
+    <w:abstractNumId w:val="20"/>
+  </w:num>
+  <w:num w:numId="23" w16cid:durableId="1494025754">
+    <w:abstractNumId w:val="13"/>
+  </w:num>
+  <w:num w:numId="24" w16cid:durableId="1933934530">
+    <w:abstractNumId w:val="5"/>
   </w:num>
 </w:numbering>
 </file>
@@ -6244,6 +6710,18 @@
       <w:lang w:val="es-ES_tradnl" w:eastAsia="en-US"/>
     </w:rPr>
   </w:style>
+  <w:style w:type="character" w:styleId="Mencinsinresolver">
+    <w:name w:val="Unresolved Mention"/>
+    <w:basedOn w:val="Fuentedeprrafopredeter"/>
+    <w:uiPriority w:val="99"/>
+    <w:semiHidden/>
+    <w:unhideWhenUsed/>
+    <w:rsid w:val="00CF269F"/>
+    <w:rPr>
+      <w:color w:val="605E5C"/>
+      <w:shd w:val="clear" w:color="auto" w:fill="E1DFDD"/>
+    </w:rPr>
+  </w:style>
 </w:styles>
 </file>
 

--- a/CalendarioAgo26/Politicas/PoliticasAgo26_401.docx
+++ b/CalendarioAgo26/Politicas/PoliticasAgo26_401.docx
@@ -335,7 +335,6 @@
         </w:rPr>
         <w:t xml:space="preserve"> – </w:t>
       </w:r>
-      <w:proofErr w:type="gramStart"/>
       <w:r>
         <w:rPr>
           <w:rFonts w:ascii="Arial" w:hAnsi="Arial"/>
@@ -352,7 +351,6 @@
         </w:rPr>
         <w:t>ctubre</w:t>
       </w:r>
-      <w:proofErr w:type="gramEnd"/>
       <w:r>
         <w:rPr>
           <w:rFonts w:ascii="Arial" w:hAnsi="Arial"/>
@@ -706,23 +704,13 @@
         </w:rPr>
         <w:t xml:space="preserve">Horario de clase: </w:t>
       </w:r>
-      <w:proofErr w:type="gramStart"/>
       <w:r>
         <w:rPr>
           <w:rFonts w:ascii="Arial" w:hAnsi="Arial"/>
           <w:sz w:val="22"/>
           <w:u w:val="single"/>
         </w:rPr>
-        <w:t>Lunes</w:t>
-      </w:r>
-      <w:proofErr w:type="gramEnd"/>
-      <w:r>
-        <w:rPr>
-          <w:rFonts w:ascii="Arial" w:hAnsi="Arial"/>
-          <w:sz w:val="22"/>
-          <w:u w:val="single"/>
-        </w:rPr>
-        <w:t xml:space="preserve"> de 9:00 a 11:00 a.m.</w:t>
+        <w:t>Lunes de 9:00 a 11:00 a.m.</w:t>
       </w:r>
     </w:p>
     <w:p>
@@ -810,7 +798,6 @@
         </w:rPr>
         <w:t xml:space="preserve"> </w:t>
       </w:r>
-      <w:proofErr w:type="gramStart"/>
       <w:r>
         <w:rPr>
           <w:rFonts w:ascii="Arial" w:hAnsi="Arial"/>
@@ -820,9 +807,8 @@
           <w:u w:val="single"/>
           <w:lang w:eastAsia="es-ES"/>
         </w:rPr>
-        <w:t>Lunes</w:t>
-      </w:r>
-      <w:proofErr w:type="gramEnd"/>
+        <w:t>Lunes a viernes (12:00 a 1:00 p.m.)</w:t>
+      </w:r>
       <w:r>
         <w:rPr>
           <w:rFonts w:ascii="Arial" w:hAnsi="Arial"/>
@@ -832,29 +818,8 @@
           <w:u w:val="single"/>
           <w:lang w:eastAsia="es-ES"/>
         </w:rPr>
-        <w:t xml:space="preserve"> a viernes (12:00 a 1:00 p.m.)</w:t>
-      </w:r>
-      <w:r>
-        <w:rPr>
-          <w:rFonts w:ascii="Arial" w:hAnsi="Arial"/>
-          <w:snapToGrid w:val="0"/>
-          <w:sz w:val="22"/>
-          <w:szCs w:val="22"/>
-          <w:lang w:eastAsia="es-ES"/>
-        </w:rPr>
         <w:t xml:space="preserve"> </w:t>
       </w:r>
-      <w:r>
-        <w:rPr>
-          <w:rFonts w:ascii="Arial" w:hAnsi="Arial"/>
-          <w:snapToGrid w:val="0"/>
-          <w:sz w:val="22"/>
-          <w:szCs w:val="22"/>
-          <w:lang w:eastAsia="es-ES"/>
-        </w:rPr>
-        <w:t xml:space="preserve">Segundo periodo: </w:t>
-      </w:r>
-      <w:proofErr w:type="gramStart"/>
       <w:r>
         <w:rPr>
           <w:rFonts w:ascii="Arial" w:hAnsi="Arial"/>
@@ -864,9 +829,8 @@
           <w:u w:val="single"/>
           <w:lang w:eastAsia="es-ES"/>
         </w:rPr>
-        <w:t>Lunes</w:t>
-      </w:r>
-      <w:proofErr w:type="gramEnd"/>
+        <w:t>|</w:t>
+      </w:r>
       <w:r>
         <w:rPr>
           <w:rFonts w:ascii="Arial" w:hAnsi="Arial"/>
@@ -876,7 +840,71 @@
           <w:u w:val="single"/>
           <w:lang w:eastAsia="es-ES"/>
         </w:rPr>
-        <w:t xml:space="preserve"> y viernes (12:00 a 1:00 p.m.) </w:t>
+        <w:t xml:space="preserve"> </w:t>
+      </w:r>
+      <w:r>
+        <w:rPr>
+          <w:rFonts w:ascii="Arial" w:hAnsi="Arial"/>
+          <w:snapToGrid w:val="0"/>
+          <w:sz w:val="22"/>
+          <w:szCs w:val="22"/>
+          <w:u w:val="single"/>
+          <w:lang w:eastAsia="es-ES"/>
+        </w:rPr>
+        <w:t xml:space="preserve">Martes </w:t>
+      </w:r>
+      <w:r>
+        <w:rPr>
+          <w:rFonts w:ascii="Arial" w:hAnsi="Arial"/>
+          <w:snapToGrid w:val="0"/>
+          <w:sz w:val="22"/>
+          <w:szCs w:val="22"/>
+          <w:u w:val="single"/>
+          <w:lang w:eastAsia="es-ES"/>
+        </w:rPr>
+        <w:t>y</w:t>
+      </w:r>
+      <w:r>
+        <w:rPr>
+          <w:rFonts w:ascii="Arial" w:hAnsi="Arial"/>
+          <w:snapToGrid w:val="0"/>
+          <w:sz w:val="22"/>
+          <w:szCs w:val="22"/>
+          <w:u w:val="single"/>
+          <w:lang w:eastAsia="es-ES"/>
+        </w:rPr>
+        <w:t xml:space="preserve"> Jueves (3:30 a 4:30 p.m.)</w:t>
+      </w:r>
+      <w:r>
+        <w:rPr>
+          <w:rFonts w:ascii="Arial" w:hAnsi="Arial"/>
+          <w:snapToGrid w:val="0"/>
+          <w:sz w:val="22"/>
+          <w:szCs w:val="22"/>
+          <w:lang w:eastAsia="es-ES"/>
+        </w:rPr>
+        <w:t xml:space="preserve"> </w:t>
+      </w:r>
+      <w:r>
+        <w:rPr>
+          <w:rFonts w:ascii="Arial" w:hAnsi="Arial"/>
+          <w:snapToGrid w:val="0"/>
+          <w:sz w:val="22"/>
+          <w:szCs w:val="22"/>
+          <w:lang w:eastAsia="es-ES"/>
+        </w:rPr>
+        <w:t xml:space="preserve">Segundo periodo: </w:t>
+      </w:r>
+      <w:r>
+        <w:rPr>
+          <w:rFonts w:ascii="Arial" w:hAnsi="Arial"/>
+          <w:snapToGrid w:val="0"/>
+          <w:sz w:val="22"/>
+          <w:szCs w:val="22"/>
+          <w:u w:val="single"/>
+          <w:lang w:eastAsia="es-ES"/>
+        </w:rPr>
+        <w:t xml:space="preserve">Lunes y viernes (12:00 a 1:00 p.m.) </w:t>
       </w:r>
       <w:r>
         <w:rPr>
@@ -896,55 +924,7 @@
           <w:u w:val="single"/>
           <w:lang w:eastAsia="es-ES"/>
         </w:rPr>
-        <w:t xml:space="preserve"> </w:t>
-      </w:r>
-      <w:proofErr w:type="gramStart"/>
-      <w:r>
-        <w:rPr>
-          <w:rFonts w:ascii="Arial" w:hAnsi="Arial"/>
-          <w:snapToGrid w:val="0"/>
-          <w:sz w:val="22"/>
-          <w:szCs w:val="22"/>
-          <w:u w:val="single"/>
-          <w:lang w:eastAsia="es-ES"/>
-        </w:rPr>
-        <w:t>Martes</w:t>
-      </w:r>
-      <w:proofErr w:type="gramEnd"/>
-      <w:r>
-        <w:rPr>
-          <w:rFonts w:ascii="Arial" w:hAnsi="Arial"/>
-          <w:snapToGrid w:val="0"/>
-          <w:sz w:val="22"/>
-          <w:szCs w:val="22"/>
-          <w:u w:val="single"/>
-          <w:lang w:eastAsia="es-ES"/>
-        </w:rPr>
-        <w:t xml:space="preserve"> a </w:t>
-      </w:r>
-      <w:proofErr w:type="gramStart"/>
-      <w:r>
-        <w:rPr>
-          <w:rFonts w:ascii="Arial" w:hAnsi="Arial"/>
-          <w:snapToGrid w:val="0"/>
-          <w:sz w:val="22"/>
-          <w:szCs w:val="22"/>
-          <w:u w:val="single"/>
-          <w:lang w:eastAsia="es-ES"/>
-        </w:rPr>
-        <w:t>Jueves</w:t>
-      </w:r>
-      <w:proofErr w:type="gramEnd"/>
-      <w:r>
-        <w:rPr>
-          <w:rFonts w:ascii="Arial" w:hAnsi="Arial"/>
-          <w:snapToGrid w:val="0"/>
-          <w:sz w:val="22"/>
-          <w:szCs w:val="22"/>
-          <w:u w:val="single"/>
-          <w:lang w:eastAsia="es-ES"/>
-        </w:rPr>
-        <w:t xml:space="preserve"> (3:30 a 4:30 p.m.)</w:t>
+        <w:t xml:space="preserve"> Martes a Jueves (3:30 a 4:30 p.m.)</w:t>
       </w:r>
     </w:p>
     <w:p>
@@ -1167,23 +1147,13 @@
         </w:rPr>
         <w:t xml:space="preserve"> </w:t>
       </w:r>
-      <w:proofErr w:type="gramStart"/>
       <w:r>
         <w:rPr>
           <w:b/>
           <w:sz w:val="22"/>
           <w:u w:val="single"/>
         </w:rPr>
-        <w:t>Lunes</w:t>
-      </w:r>
-      <w:proofErr w:type="gramEnd"/>
-      <w:r>
-        <w:rPr>
-          <w:b/>
-          <w:sz w:val="22"/>
-          <w:u w:val="single"/>
-        </w:rPr>
-        <w:t xml:space="preserve"> 1</w:t>
+        <w:t>Lunes 1</w:t>
       </w:r>
       <w:r>
         <w:rPr>
@@ -3310,25 +3280,7 @@
           <w:sz w:val="22"/>
           <w:szCs w:val="22"/>
         </w:rPr>
-        <w:t xml:space="preserve">Este reglamento aplica para todos los alumnos a partir de su promulgación. Los casos de alumnos que, </w:t>
-      </w:r>
-      <w:proofErr w:type="gramStart"/>
-      <w:r>
-        <w:rPr>
-          <w:rFonts w:ascii="Arial" w:hAnsi="Arial" w:cs="Arial"/>
-          <w:sz w:val="22"/>
-          <w:szCs w:val="22"/>
-        </w:rPr>
-        <w:t>de acuerdo a</w:t>
-      </w:r>
-      <w:proofErr w:type="gramEnd"/>
-      <w:r>
-        <w:rPr>
-          <w:rFonts w:ascii="Arial" w:hAnsi="Arial" w:cs="Arial"/>
-          <w:sz w:val="22"/>
-          <w:szCs w:val="22"/>
-        </w:rPr>
-        <w:t xml:space="preserve"> la versión previa de este reglamento, tengan registrada una calificación de DA, mantendrán el registro de esta calificación en su expediente. La calificación DA se sigue considerando como reprobatoria en los mismos términos anteriores tanto para el cálculo de estatus académico, de promedio y para el otorgamiento de distinciones académicas.</w:t>
+        <w:t>Este reglamento aplica para todos los alumnos a partir de su promulgación. Los casos de alumnos que, de acuerdo a la versión previa de este reglamento, tengan registrada una calificación de DA, mantendrán el registro de esta calificación en su expediente. La calificación DA se sigue considerando como reprobatoria en los mismos términos anteriores tanto para el cálculo de estatus académico, de promedio y para el otorgamiento de distinciones académicas.</w:t>
       </w:r>
     </w:p>
     <w:sectPr>

--- a/CalendarioAgo26/Politicas/PoliticasAgo26_401.docx
+++ b/CalendarioAgo26/Politicas/PoliticasAgo26_401.docx
@@ -162,7 +162,7 @@
                                     <pic:cNvPicPr/>
                                   </pic:nvPicPr>
                                   <pic:blipFill>
-                                    <a:blip r:embed="rId7">
+                                    <a:blip r:embed="rId8">
                                       <a:extLst>
                                         <a:ext uri="{28A0092B-C50C-407E-A947-70E740481C1C}">
                                           <a14:useLocalDpi xmlns:a14="http://schemas.microsoft.com/office/drawing/2010/main" val="0"/>
@@ -924,7 +924,29 @@
           <w:u w:val="single"/>
           <w:lang w:eastAsia="es-ES"/>
         </w:rPr>
-        <w:t xml:space="preserve"> Martes a Jueves (3:30 a 4:30 p.m.)</w:t>
+        <w:t xml:space="preserve"> Martes</w:t>
+      </w:r>
+      <w:r>
+        <w:rPr>
+          <w:rFonts w:ascii="Arial" w:hAnsi="Arial"/>
+          <w:snapToGrid w:val="0"/>
+          <w:sz w:val="22"/>
+          <w:szCs w:val="22"/>
+          <w:u w:val="single"/>
+          <w:lang w:eastAsia="es-ES"/>
+        </w:rPr>
+        <w:t>, miércoles y j</w:t>
+      </w:r>
+      <w:r>
+        <w:rPr>
+          <w:rFonts w:ascii="Arial" w:hAnsi="Arial"/>
+          <w:snapToGrid w:val="0"/>
+          <w:sz w:val="22"/>
+          <w:szCs w:val="22"/>
+          <w:u w:val="single"/>
+          <w:lang w:eastAsia="es-ES"/>
+        </w:rPr>
+        <w:t>ueves (3:30 a 4:30 p.m.)</w:t>
       </w:r>
     </w:p>
     <w:p>
@@ -2177,7 +2199,6 @@
         </w:rPr>
         <w:t xml:space="preserve">nstalar </w:t>
       </w:r>
-      <w:proofErr w:type="spellStart"/>
       <w:r>
         <w:rPr>
           <w:b/>
@@ -2188,7 +2209,6 @@
         </w:rPr>
         <w:t>Respondus</w:t>
       </w:r>
-      <w:proofErr w:type="spellEnd"/>
       <w:r>
         <w:rPr>
           <w:color w:val="3B3838"/>
@@ -2197,7 +2217,6 @@
         </w:rPr>
         <w:t xml:space="preserve"> </w:t>
       </w:r>
-      <w:proofErr w:type="spellStart"/>
       <w:r>
         <w:rPr>
           <w:b/>
@@ -2206,18 +2225,7 @@
           <w:sz w:val="22"/>
           <w:szCs w:val="22"/>
         </w:rPr>
-        <w:t>LockDown</w:t>
-      </w:r>
-      <w:proofErr w:type="spellEnd"/>
-      <w:r>
-        <w:rPr>
-          <w:b/>
-          <w:bCs/>
-          <w:color w:val="3B3838"/>
-          <w:sz w:val="22"/>
-          <w:szCs w:val="22"/>
-        </w:rPr>
-        <w:t xml:space="preserve"> Browser</w:t>
+        <w:t>LockDown Browser</w:t>
       </w:r>
       <w:r>
         <w:rPr>
@@ -3284,8 +3292,8 @@
       </w:r>
     </w:p>
     <w:sectPr>
-      <w:headerReference w:type="even" r:id="rId8"/>
-      <w:headerReference w:type="default" r:id="rId9"/>
+      <w:headerReference w:type="even" r:id="rId9"/>
+      <w:headerReference w:type="default" r:id="rId10"/>
       <w:pgSz w:w="12242" w:h="15842" w:code="1"/>
       <w:pgMar w:top="0" w:right="1080" w:bottom="1440" w:left="1080" w:header="720" w:footer="720" w:gutter="0"/>
       <w:cols w:space="720"/>
